--- a/doc/CS673_STD_team2.docx
+++ b/doc/CS673_STD_team2.docx
@@ -2509,6 +2509,180 @@
           </w:p>
         </w:tc>
       </w:tr>
+      <w:tr>
+        <w:trPr>
+          <w:cantSplit w:val="0"/>
+          <w:tblHeader w:val="0"/>
+        </w:trPr>
+        <w:tc>
+          <w:tcPr>
+            <w:shd w:fill="auto" w:val="clear"/>
+            <w:tcMar>
+              <w:top w:w="100.0" w:type="dxa"/>
+              <w:left w:w="100.0" w:type="dxa"/>
+              <w:bottom w:w="100.0" w:type="dxa"/>
+              <w:right w:w="100.0" w:type="dxa"/>
+            </w:tcMar>
+            <w:vAlign w:val="top"/>
+          </w:tcPr>
+          <w:p>
+            <w:pPr>
+              <w:keepNext w:val="0"/>
+              <w:keepLines w:val="0"/>
+              <w:pageBreakBefore w:val="0"/>
+              <w:widowControl w:val="0"/>
+              <w:pBdr>
+                <w:top w:space="0" w:sz="0" w:val="nil"/>
+                <w:left w:space="0" w:sz="0" w:val="nil"/>
+                <w:bottom w:space="0" w:sz="0" w:val="nil"/>
+                <w:right w:space="0" w:sz="0" w:val="nil"/>
+                <w:between w:space="0" w:sz="0" w:val="nil"/>
+              </w:pBdr>
+              <w:shd w:fill="auto" w:val="clear"/>
+              <w:spacing w:after="0" w:before="0" w:line="240" w:lineRule="auto"/>
+              <w:ind w:left="0" w:firstLine="0"/>
+              <w:rPr>
+                <w:sz w:val="24"/>
+                <w:szCs w:val="24"/>
+              </w:rPr>
+            </w:pPr>
+            <w:r>
+              <w:rPr>
+                <w:sz w:val="24"/>
+                <w:szCs w:val="24"/>
+                <w:rtl w:val="0"/>
+              </w:rPr>
+              <w:t xml:space="preserve">3</w:t>
+            </w:r>
+          </w:p>
+        </w:tc>
+        <w:tc>
+          <w:tcPr>
+            <w:shd w:fill="auto" w:val="clear"/>
+            <w:tcMar>
+              <w:top w:w="100.0" w:type="dxa"/>
+              <w:left w:w="100.0" w:type="dxa"/>
+              <w:bottom w:w="100.0" w:type="dxa"/>
+              <w:right w:w="100.0" w:type="dxa"/>
+            </w:tcMar>
+            <w:vAlign w:val="top"/>
+          </w:tcPr>
+          <w:p>
+            <w:pPr>
+              <w:keepNext w:val="0"/>
+              <w:keepLines w:val="0"/>
+              <w:pageBreakBefore w:val="0"/>
+              <w:widowControl w:val="0"/>
+              <w:pBdr>
+                <w:top w:space="0" w:sz="0" w:val="nil"/>
+                <w:left w:space="0" w:sz="0" w:val="nil"/>
+                <w:bottom w:space="0" w:sz="0" w:val="nil"/>
+                <w:right w:space="0" w:sz="0" w:val="nil"/>
+                <w:between w:space="0" w:sz="0" w:val="nil"/>
+              </w:pBdr>
+              <w:shd w:fill="auto" w:val="clear"/>
+              <w:spacing w:after="0" w:before="0" w:line="240" w:lineRule="auto"/>
+              <w:ind w:left="0" w:firstLine="0"/>
+              <w:rPr>
+                <w:sz w:val="24"/>
+                <w:szCs w:val="24"/>
+              </w:rPr>
+            </w:pPr>
+            <w:r>
+              <w:rPr>
+                <w:sz w:val="24"/>
+                <w:szCs w:val="24"/>
+                <w:rtl w:val="0"/>
+              </w:rPr>
+              <w:t xml:space="preserve">Thomas Iliev</w:t>
+            </w:r>
+          </w:p>
+        </w:tc>
+        <w:tc>
+          <w:tcPr>
+            <w:shd w:fill="auto" w:val="clear"/>
+            <w:tcMar>
+              <w:top w:w="100.0" w:type="dxa"/>
+              <w:left w:w="100.0" w:type="dxa"/>
+              <w:bottom w:w="100.0" w:type="dxa"/>
+              <w:right w:w="100.0" w:type="dxa"/>
+            </w:tcMar>
+            <w:vAlign w:val="top"/>
+          </w:tcPr>
+          <w:p>
+            <w:pPr>
+              <w:keepNext w:val="0"/>
+              <w:keepLines w:val="0"/>
+              <w:pageBreakBefore w:val="0"/>
+              <w:widowControl w:val="0"/>
+              <w:pBdr>
+                <w:top w:space="0" w:sz="0" w:val="nil"/>
+                <w:left w:space="0" w:sz="0" w:val="nil"/>
+                <w:bottom w:space="0" w:sz="0" w:val="nil"/>
+                <w:right w:space="0" w:sz="0" w:val="nil"/>
+                <w:between w:space="0" w:sz="0" w:val="nil"/>
+              </w:pBdr>
+              <w:shd w:fill="auto" w:val="clear"/>
+              <w:spacing w:after="0" w:before="0" w:line="240" w:lineRule="auto"/>
+              <w:ind w:left="0" w:firstLine="0"/>
+              <w:rPr>
+                <w:sz w:val="24"/>
+                <w:szCs w:val="24"/>
+              </w:rPr>
+            </w:pPr>
+            <w:r>
+              <w:rPr>
+                <w:sz w:val="24"/>
+                <w:szCs w:val="24"/>
+                <w:rtl w:val="0"/>
+              </w:rPr>
+              <w:t xml:space="preserve">6/09/2025</w:t>
+            </w:r>
+          </w:p>
+        </w:tc>
+        <w:tc>
+          <w:tcPr>
+            <w:shd w:fill="auto" w:val="clear"/>
+            <w:tcMar>
+              <w:top w:w="100.0" w:type="dxa"/>
+              <w:left w:w="100.0" w:type="dxa"/>
+              <w:bottom w:w="100.0" w:type="dxa"/>
+              <w:right w:w="100.0" w:type="dxa"/>
+            </w:tcMar>
+            <w:vAlign w:val="top"/>
+          </w:tcPr>
+          <w:p>
+            <w:pPr>
+              <w:keepNext w:val="0"/>
+              <w:keepLines w:val="0"/>
+              <w:pageBreakBefore w:val="0"/>
+              <w:widowControl w:val="0"/>
+              <w:pBdr>
+                <w:top w:space="0" w:sz="0" w:val="nil"/>
+                <w:left w:space="0" w:sz="0" w:val="nil"/>
+                <w:bottom w:space="0" w:sz="0" w:val="nil"/>
+                <w:right w:space="0" w:sz="0" w:val="nil"/>
+                <w:between w:space="0" w:sz="0" w:val="nil"/>
+              </w:pBdr>
+              <w:shd w:fill="auto" w:val="clear"/>
+              <w:spacing w:after="0" w:before="0" w:line="240" w:lineRule="auto"/>
+              <w:ind w:left="0" w:firstLine="0"/>
+              <w:rPr>
+                <w:sz w:val="24"/>
+                <w:szCs w:val="24"/>
+              </w:rPr>
+            </w:pPr>
+            <w:r>
+              <w:rPr>
+                <w:sz w:val="24"/>
+                <w:szCs w:val="24"/>
+                <w:rtl w:val="0"/>
+              </w:rPr>
+              <w:t xml:space="preserve">Updated Automated Testing Reports, Testing Metrics</w:t>
+            </w:r>
+          </w:p>
+        </w:tc>
+      </w:tr>
     </w:tbl>
     <w:p>
       <w:pPr>
@@ -3202,7 +3376,7 @@
       <w:pPr>
         <w:numPr>
           <w:ilvl w:val="0"/>
-          <w:numId w:val="4"/>
+          <w:numId w:val="6"/>
         </w:numPr>
         <w:spacing w:after="0" w:afterAutospacing="0" w:before="240" w:lineRule="auto"/>
         <w:ind w:left="720" w:hanging="360"/>
@@ -3224,7 +3398,7 @@
       <w:pPr>
         <w:numPr>
           <w:ilvl w:val="0"/>
-          <w:numId w:val="4"/>
+          <w:numId w:val="6"/>
         </w:numPr>
         <w:spacing w:after="0" w:afterAutospacing="0" w:before="0" w:beforeAutospacing="0" w:lineRule="auto"/>
         <w:ind w:left="720" w:hanging="360"/>
@@ -3246,7 +3420,7 @@
       <w:pPr>
         <w:numPr>
           <w:ilvl w:val="0"/>
-          <w:numId w:val="4"/>
+          <w:numId w:val="6"/>
         </w:numPr>
         <w:spacing w:after="240" w:before="0" w:beforeAutospacing="0" w:lineRule="auto"/>
         <w:ind w:left="720" w:hanging="360"/>
@@ -3290,7 +3464,7 @@
       <w:pPr>
         <w:numPr>
           <w:ilvl w:val="0"/>
-          <w:numId w:val="11"/>
+          <w:numId w:val="13"/>
         </w:numPr>
         <w:spacing w:after="0" w:afterAutospacing="0" w:before="240" w:lineRule="auto"/>
         <w:ind w:left="720" w:hanging="360"/>
@@ -3323,7 +3497,7 @@
       <w:pPr>
         <w:numPr>
           <w:ilvl w:val="0"/>
-          <w:numId w:val="11"/>
+          <w:numId w:val="13"/>
         </w:numPr>
         <w:spacing w:after="0" w:afterAutospacing="0" w:before="0" w:beforeAutospacing="0" w:lineRule="auto"/>
         <w:ind w:left="720" w:hanging="360"/>
@@ -3356,7 +3530,7 @@
       <w:pPr>
         <w:numPr>
           <w:ilvl w:val="0"/>
-          <w:numId w:val="11"/>
+          <w:numId w:val="13"/>
         </w:numPr>
         <w:spacing w:after="0" w:afterAutospacing="0" w:before="0" w:beforeAutospacing="0" w:lineRule="auto"/>
         <w:ind w:left="720" w:hanging="360"/>
@@ -3389,7 +3563,7 @@
       <w:pPr>
         <w:numPr>
           <w:ilvl w:val="0"/>
-          <w:numId w:val="11"/>
+          <w:numId w:val="13"/>
         </w:numPr>
         <w:spacing w:after="0" w:afterAutospacing="0" w:before="0" w:beforeAutospacing="0" w:lineRule="auto"/>
         <w:ind w:left="720" w:hanging="360"/>
@@ -3422,7 +3596,7 @@
       <w:pPr>
         <w:numPr>
           <w:ilvl w:val="0"/>
-          <w:numId w:val="11"/>
+          <w:numId w:val="13"/>
         </w:numPr>
         <w:spacing w:after="240" w:before="0" w:beforeAutospacing="0" w:lineRule="auto"/>
         <w:ind w:left="720" w:hanging="360"/>
@@ -3449,41 +3623,6 @@
           <w:rtl w:val="0"/>
         </w:rPr>
         <w:t xml:space="preserve">: Password strength validation and brute force protection</w:t>
-      </w:r>
-    </w:p>
-    <w:p>
-      <w:pPr>
-        <w:spacing w:after="240" w:before="240" w:lineRule="auto"/>
-        <w:ind w:left="0" w:firstLine="0"/>
-        <w:rPr>
-          <w:sz w:val="24"/>
-          <w:szCs w:val="24"/>
-        </w:rPr>
-      </w:pPr>
-      <w:r>
-        <w:rPr>
-          <w:rtl w:val="0"/>
-        </w:rPr>
-      </w:r>
-    </w:p>
-    <w:p>
-      <w:pPr>
-        <w:pageBreakBefore w:val="0"/>
-        <w:pBdr>
-          <w:top w:space="0" w:sz="0" w:val="nil"/>
-          <w:left w:space="0" w:sz="0" w:val="nil"/>
-          <w:bottom w:space="0" w:sz="0" w:val="nil"/>
-          <w:right w:space="0" w:sz="0" w:val="nil"/>
-          <w:between w:space="0" w:sz="0" w:val="nil"/>
-        </w:pBdr>
-        <w:shd w:fill="auto" w:val="clear"/>
-        <w:ind w:left="720" w:firstLine="0"/>
-        <w:rPr/>
-      </w:pPr>
-      <w:r>
-        <w:rPr>
-          <w:rtl w:val="0"/>
-        </w:rPr>
       </w:r>
     </w:p>
     <w:p>
@@ -3663,7 +3802,7 @@
         <w:widowControl w:val="0"/>
         <w:numPr>
           <w:ilvl w:val="0"/>
-          <w:numId w:val="14"/>
+          <w:numId w:val="16"/>
         </w:numPr>
         <w:pBdr>
           <w:top w:space="0" w:sz="0" w:val="nil"/>
@@ -3702,7 +3841,7 @@
         <w:widowControl w:val="0"/>
         <w:numPr>
           <w:ilvl w:val="0"/>
-          <w:numId w:val="14"/>
+          <w:numId w:val="16"/>
         </w:numPr>
         <w:pBdr>
           <w:top w:space="0" w:sz="0" w:val="nil"/>
@@ -3741,7 +3880,7 @@
         <w:widowControl w:val="0"/>
         <w:numPr>
           <w:ilvl w:val="0"/>
-          <w:numId w:val="14"/>
+          <w:numId w:val="16"/>
         </w:numPr>
         <w:pBdr>
           <w:top w:space="0" w:sz="0" w:val="nil"/>
@@ -3780,7 +3919,7 @@
         <w:widowControl w:val="0"/>
         <w:numPr>
           <w:ilvl w:val="0"/>
-          <w:numId w:val="14"/>
+          <w:numId w:val="16"/>
         </w:numPr>
         <w:pBdr>
           <w:top w:space="0" w:sz="0" w:val="nil"/>
@@ -3819,7 +3958,7 @@
         <w:widowControl w:val="0"/>
         <w:numPr>
           <w:ilvl w:val="0"/>
-          <w:numId w:val="14"/>
+          <w:numId w:val="16"/>
         </w:numPr>
         <w:pBdr>
           <w:top w:space="0" w:sz="0" w:val="nil"/>
@@ -3858,7 +3997,7 @@
         <w:widowControl w:val="0"/>
         <w:numPr>
           <w:ilvl w:val="0"/>
-          <w:numId w:val="14"/>
+          <w:numId w:val="16"/>
         </w:numPr>
         <w:pBdr>
           <w:top w:space="0" w:sz="0" w:val="nil"/>
@@ -3897,7 +4036,7 @@
         <w:widowControl w:val="0"/>
         <w:numPr>
           <w:ilvl w:val="0"/>
-          <w:numId w:val="14"/>
+          <w:numId w:val="16"/>
         </w:numPr>
         <w:pBdr>
           <w:top w:space="0" w:sz="0" w:val="nil"/>
@@ -3936,7 +4075,7 @@
         <w:widowControl w:val="0"/>
         <w:numPr>
           <w:ilvl w:val="0"/>
-          <w:numId w:val="14"/>
+          <w:numId w:val="16"/>
         </w:numPr>
         <w:pBdr>
           <w:top w:space="0" w:sz="0" w:val="nil"/>
@@ -3975,7 +4114,7 @@
         <w:widowControl w:val="0"/>
         <w:numPr>
           <w:ilvl w:val="0"/>
-          <w:numId w:val="14"/>
+          <w:numId w:val="16"/>
         </w:numPr>
         <w:pBdr>
           <w:top w:space="0" w:sz="0" w:val="nil"/>
@@ -4014,7 +4153,7 @@
         <w:widowControl w:val="0"/>
         <w:numPr>
           <w:ilvl w:val="0"/>
-          <w:numId w:val="14"/>
+          <w:numId w:val="16"/>
         </w:numPr>
         <w:pBdr>
           <w:top w:space="0" w:sz="0" w:val="nil"/>
@@ -4053,7 +4192,7 @@
         <w:widowControl w:val="0"/>
         <w:numPr>
           <w:ilvl w:val="0"/>
-          <w:numId w:val="14"/>
+          <w:numId w:val="16"/>
         </w:numPr>
         <w:pBdr>
           <w:top w:space="0" w:sz="0" w:val="nil"/>
@@ -4092,7 +4231,7 @@
         <w:widowControl w:val="0"/>
         <w:numPr>
           <w:ilvl w:val="0"/>
-          <w:numId w:val="14"/>
+          <w:numId w:val="16"/>
         </w:numPr>
         <w:pBdr>
           <w:top w:space="0" w:sz="0" w:val="nil"/>
@@ -4131,7 +4270,7 @@
         <w:widowControl w:val="0"/>
         <w:numPr>
           <w:ilvl w:val="0"/>
-          <w:numId w:val="14"/>
+          <w:numId w:val="16"/>
         </w:numPr>
         <w:pBdr>
           <w:top w:space="0" w:sz="0" w:val="nil"/>
@@ -4170,7 +4309,7 @@
         <w:widowControl w:val="0"/>
         <w:numPr>
           <w:ilvl w:val="0"/>
-          <w:numId w:val="14"/>
+          <w:numId w:val="16"/>
         </w:numPr>
         <w:pBdr>
           <w:top w:space="0" w:sz="0" w:val="nil"/>
@@ -4313,7 +4452,7 @@
       <w:pPr>
         <w:numPr>
           <w:ilvl w:val="0"/>
-          <w:numId w:val="19"/>
+          <w:numId w:val="21"/>
         </w:numPr>
         <w:ind w:left="720" w:hanging="360"/>
         <w:rPr>
@@ -4347,7 +4486,7 @@
       <w:pPr>
         <w:numPr>
           <w:ilvl w:val="0"/>
-          <w:numId w:val="19"/>
+          <w:numId w:val="21"/>
         </w:numPr>
         <w:ind w:left="720" w:hanging="360"/>
         <w:rPr>
@@ -4381,7 +4520,7 @@
       <w:pPr>
         <w:numPr>
           <w:ilvl w:val="0"/>
-          <w:numId w:val="19"/>
+          <w:numId w:val="21"/>
         </w:numPr>
         <w:ind w:left="720" w:hanging="360"/>
         <w:rPr>
@@ -4415,7 +4554,7 @@
       <w:pPr>
         <w:numPr>
           <w:ilvl w:val="0"/>
-          <w:numId w:val="19"/>
+          <w:numId w:val="21"/>
         </w:numPr>
         <w:ind w:left="720" w:hanging="360"/>
         <w:rPr>
@@ -4449,7 +4588,7 @@
       <w:pPr>
         <w:numPr>
           <w:ilvl w:val="0"/>
-          <w:numId w:val="19"/>
+          <w:numId w:val="21"/>
         </w:numPr>
         <w:ind w:left="720" w:hanging="360"/>
         <w:rPr>
@@ -4483,7 +4622,7 @@
       <w:pPr>
         <w:numPr>
           <w:ilvl w:val="0"/>
-          <w:numId w:val="19"/>
+          <w:numId w:val="21"/>
         </w:numPr>
         <w:ind w:left="720" w:hanging="360"/>
         <w:rPr>
@@ -4517,7 +4656,7 @@
       <w:pPr>
         <w:numPr>
           <w:ilvl w:val="0"/>
-          <w:numId w:val="19"/>
+          <w:numId w:val="21"/>
         </w:numPr>
         <w:ind w:left="720" w:hanging="360"/>
         <w:rPr>
@@ -4551,7 +4690,7 @@
       <w:pPr>
         <w:numPr>
           <w:ilvl w:val="1"/>
-          <w:numId w:val="19"/>
+          <w:numId w:val="21"/>
         </w:numPr>
         <w:ind w:left="1440" w:hanging="360"/>
         <w:rPr>
@@ -4575,7 +4714,7 @@
       <w:pPr>
         <w:numPr>
           <w:ilvl w:val="1"/>
-          <w:numId w:val="19"/>
+          <w:numId w:val="21"/>
         </w:numPr>
         <w:ind w:left="1440" w:hanging="360"/>
         <w:rPr>
@@ -4599,7 +4738,7 @@
       <w:pPr>
         <w:numPr>
           <w:ilvl w:val="1"/>
-          <w:numId w:val="19"/>
+          <w:numId w:val="21"/>
         </w:numPr>
         <w:ind w:left="1440" w:hanging="360"/>
         <w:rPr>
@@ -4623,7 +4762,7 @@
       <w:pPr>
         <w:numPr>
           <w:ilvl w:val="0"/>
-          <w:numId w:val="5"/>
+          <w:numId w:val="7"/>
         </w:numPr>
         <w:ind w:left="720" w:hanging="360"/>
         <w:rPr>
@@ -4674,12 +4813,12 @@
           <wp:inline distB="114300" distT="114300" distL="114300" distR="114300">
             <wp:extent cx="2195513" cy="2174503"/>
             <wp:effectExtent b="0" l="0" r="0" t="0"/>
-            <wp:docPr id="1" name="image6.png"/>
+            <wp:docPr id="1" name="image7.png"/>
             <a:graphic>
               <a:graphicData uri="http://schemas.openxmlformats.org/drawingml/2006/picture">
                 <pic:pic>
                   <pic:nvPicPr>
-                    <pic:cNvPr id="0" name="image6.png"/>
+                    <pic:cNvPr id="0" name="image7.png"/>
                     <pic:cNvPicPr preferRelativeResize="0"/>
                   </pic:nvPicPr>
                   <pic:blipFill>
@@ -4713,12 +4852,12 @@
           <wp:inline distB="114300" distT="114300" distL="114300" distR="114300">
             <wp:extent cx="5943600" cy="927100"/>
             <wp:effectExtent b="0" l="0" r="0" t="0"/>
-            <wp:docPr id="5" name="image4.png"/>
+            <wp:docPr id="5" name="image5.png"/>
             <a:graphic>
               <a:graphicData uri="http://schemas.openxmlformats.org/drawingml/2006/picture">
                 <pic:pic>
                   <pic:nvPicPr>
-                    <pic:cNvPr id="0" name="image4.png"/>
+                    <pic:cNvPr id="0" name="image5.png"/>
                     <pic:cNvPicPr preferRelativeResize="0"/>
                   </pic:nvPicPr>
                   <pic:blipFill>
@@ -4752,7 +4891,7 @@
       <w:pPr>
         <w:numPr>
           <w:ilvl w:val="0"/>
-          <w:numId w:val="18"/>
+          <w:numId w:val="20"/>
         </w:numPr>
         <w:spacing w:after="0" w:afterAutospacing="0" w:before="240" w:lineRule="auto"/>
         <w:ind w:left="720" w:hanging="360"/>
@@ -4787,7 +4926,7 @@
       <w:pPr>
         <w:numPr>
           <w:ilvl w:val="1"/>
-          <w:numId w:val="18"/>
+          <w:numId w:val="20"/>
         </w:numPr>
         <w:spacing w:after="0" w:afterAutospacing="0" w:before="0" w:beforeAutospacing="0" w:lineRule="auto"/>
         <w:ind w:left="1440" w:hanging="360"/>
@@ -4811,7 +4950,7 @@
       <w:pPr>
         <w:numPr>
           <w:ilvl w:val="1"/>
-          <w:numId w:val="18"/>
+          <w:numId w:val="20"/>
         </w:numPr>
         <w:spacing w:after="0" w:afterAutospacing="0" w:before="0" w:beforeAutospacing="0" w:lineRule="auto"/>
         <w:ind w:left="1440" w:hanging="360"/>
@@ -4835,7 +4974,7 @@
       <w:pPr>
         <w:numPr>
           <w:ilvl w:val="1"/>
-          <w:numId w:val="18"/>
+          <w:numId w:val="20"/>
         </w:numPr>
         <w:spacing w:after="0" w:afterAutospacing="0" w:before="0" w:beforeAutospacing="0" w:lineRule="auto"/>
         <w:ind w:left="1440" w:hanging="360"/>
@@ -4859,7 +4998,7 @@
       <w:pPr>
         <w:numPr>
           <w:ilvl w:val="1"/>
-          <w:numId w:val="18"/>
+          <w:numId w:val="20"/>
         </w:numPr>
         <w:spacing w:after="240" w:before="0" w:beforeAutospacing="0" w:lineRule="auto"/>
         <w:ind w:left="1440" w:hanging="360"/>
@@ -4883,7 +5022,7 @@
       <w:pPr>
         <w:numPr>
           <w:ilvl w:val="0"/>
-          <w:numId w:val="18"/>
+          <w:numId w:val="20"/>
         </w:numPr>
         <w:spacing w:after="240" w:before="240" w:line="240" w:lineRule="auto"/>
         <w:ind w:left="720" w:hanging="360"/>
@@ -4917,7 +5056,7 @@
       <w:pPr>
         <w:numPr>
           <w:ilvl w:val="0"/>
-          <w:numId w:val="18"/>
+          <w:numId w:val="20"/>
         </w:numPr>
         <w:spacing w:after="240" w:before="240" w:line="240" w:lineRule="auto"/>
         <w:ind w:left="720" w:hanging="360"/>
@@ -4951,7 +5090,7 @@
       <w:pPr>
         <w:numPr>
           <w:ilvl w:val="1"/>
-          <w:numId w:val="18"/>
+          <w:numId w:val="20"/>
         </w:numPr>
         <w:spacing w:after="0" w:afterAutospacing="0" w:before="240" w:line="240" w:lineRule="auto"/>
         <w:ind w:left="1440" w:hanging="360"/>
@@ -4975,7 +5114,7 @@
       <w:pPr>
         <w:numPr>
           <w:ilvl w:val="1"/>
-          <w:numId w:val="18"/>
+          <w:numId w:val="20"/>
         </w:numPr>
         <w:spacing w:after="0" w:afterAutospacing="0" w:before="0" w:beforeAutospacing="0" w:line="240" w:lineRule="auto"/>
         <w:ind w:left="1440" w:hanging="360"/>
@@ -4999,7 +5138,7 @@
       <w:pPr>
         <w:numPr>
           <w:ilvl w:val="1"/>
-          <w:numId w:val="18"/>
+          <w:numId w:val="20"/>
         </w:numPr>
         <w:spacing w:after="240" w:before="0" w:beforeAutospacing="0" w:line="240" w:lineRule="auto"/>
         <w:ind w:left="1440" w:hanging="360"/>
@@ -5023,7 +5162,7 @@
       <w:pPr>
         <w:numPr>
           <w:ilvl w:val="0"/>
-          <w:numId w:val="18"/>
+          <w:numId w:val="20"/>
         </w:numPr>
         <w:spacing w:after="240" w:before="240" w:line="240" w:lineRule="auto"/>
         <w:ind w:left="720" w:hanging="360"/>
@@ -5057,7 +5196,7 @@
       <w:pPr>
         <w:numPr>
           <w:ilvl w:val="0"/>
-          <w:numId w:val="18"/>
+          <w:numId w:val="20"/>
         </w:numPr>
         <w:spacing w:after="240" w:before="240" w:line="240" w:lineRule="auto"/>
         <w:ind w:left="720" w:hanging="360"/>
@@ -5091,7 +5230,7 @@
       <w:pPr>
         <w:numPr>
           <w:ilvl w:val="0"/>
-          <w:numId w:val="18"/>
+          <w:numId w:val="20"/>
         </w:numPr>
         <w:spacing w:after="240" w:before="240" w:line="240" w:lineRule="auto"/>
         <w:ind w:left="720" w:hanging="360"/>
@@ -5125,7 +5264,7 @@
       <w:pPr>
         <w:numPr>
           <w:ilvl w:val="0"/>
-          <w:numId w:val="18"/>
+          <w:numId w:val="20"/>
         </w:numPr>
         <w:spacing w:after="240" w:before="240" w:line="240" w:lineRule="auto"/>
         <w:ind w:left="720" w:hanging="360"/>
@@ -5220,7 +5359,7 @@
       <w:pPr>
         <w:numPr>
           <w:ilvl w:val="0"/>
-          <w:numId w:val="9"/>
+          <w:numId w:val="11"/>
         </w:numPr>
         <w:spacing w:after="0" w:afterAutospacing="0" w:before="240" w:lineRule="auto"/>
         <w:ind w:left="360" w:hanging="360"/>
@@ -5255,7 +5394,7 @@
       <w:pPr>
         <w:numPr>
           <w:ilvl w:val="0"/>
-          <w:numId w:val="9"/>
+          <w:numId w:val="11"/>
         </w:numPr>
         <w:spacing w:after="0" w:afterAutospacing="0" w:before="0" w:beforeAutospacing="0" w:lineRule="auto"/>
         <w:ind w:left="360" w:hanging="360"/>
@@ -5290,7 +5429,7 @@
       <w:pPr>
         <w:numPr>
           <w:ilvl w:val="0"/>
-          <w:numId w:val="9"/>
+          <w:numId w:val="11"/>
         </w:numPr>
         <w:spacing w:after="0" w:afterAutospacing="0" w:before="0" w:beforeAutospacing="0" w:lineRule="auto"/>
         <w:ind w:left="360" w:hanging="360"/>
@@ -5325,7 +5464,7 @@
       <w:pPr>
         <w:numPr>
           <w:ilvl w:val="0"/>
-          <w:numId w:val="9"/>
+          <w:numId w:val="11"/>
         </w:numPr>
         <w:spacing w:after="0" w:afterAutospacing="0" w:before="0" w:beforeAutospacing="0" w:lineRule="auto"/>
         <w:ind w:left="360" w:hanging="360"/>
@@ -5360,7 +5499,7 @@
       <w:pPr>
         <w:numPr>
           <w:ilvl w:val="0"/>
-          <w:numId w:val="9"/>
+          <w:numId w:val="11"/>
         </w:numPr>
         <w:spacing w:after="0" w:afterAutospacing="0" w:before="0" w:beforeAutospacing="0" w:lineRule="auto"/>
         <w:ind w:left="360" w:hanging="360"/>
@@ -5395,7 +5534,7 @@
       <w:pPr>
         <w:numPr>
           <w:ilvl w:val="0"/>
-          <w:numId w:val="9"/>
+          <w:numId w:val="11"/>
         </w:numPr>
         <w:spacing w:after="0" w:afterAutospacing="0" w:before="0" w:beforeAutospacing="0" w:lineRule="auto"/>
         <w:ind w:left="360" w:hanging="360"/>
@@ -5430,7 +5569,7 @@
       <w:pPr>
         <w:numPr>
           <w:ilvl w:val="0"/>
-          <w:numId w:val="9"/>
+          <w:numId w:val="11"/>
         </w:numPr>
         <w:spacing w:after="0" w:afterAutospacing="0" w:before="0" w:beforeAutospacing="0" w:lineRule="auto"/>
         <w:ind w:left="360" w:hanging="360"/>
@@ -5465,7 +5604,7 @@
       <w:pPr>
         <w:numPr>
           <w:ilvl w:val="0"/>
-          <w:numId w:val="9"/>
+          <w:numId w:val="11"/>
         </w:numPr>
         <w:spacing w:after="240" w:before="0" w:beforeAutospacing="0" w:lineRule="auto"/>
         <w:ind w:left="360" w:hanging="360"/>
@@ -5516,12 +5655,12 @@
           <wp:inline distB="114300" distT="114300" distL="114300" distR="114300">
             <wp:extent cx="1995488" cy="2231920"/>
             <wp:effectExtent b="0" l="0" r="0" t="0"/>
-            <wp:docPr id="2" name="image3.png"/>
+            <wp:docPr id="2" name="image9.png"/>
             <a:graphic>
               <a:graphicData uri="http://schemas.openxmlformats.org/drawingml/2006/picture">
                 <pic:pic>
                   <pic:nvPicPr>
-                    <pic:cNvPr id="0" name="image3.png"/>
+                    <pic:cNvPr id="0" name="image9.png"/>
                     <pic:cNvPicPr preferRelativeResize="0"/>
                   </pic:nvPicPr>
                   <pic:blipFill>
@@ -5556,12 +5695,12 @@
           <wp:inline distB="114300" distT="114300" distL="114300" distR="114300">
             <wp:extent cx="5943600" cy="965200"/>
             <wp:effectExtent b="0" l="0" r="0" t="0"/>
-            <wp:docPr id="3" name="image9.png"/>
+            <wp:docPr id="3" name="image3.png"/>
             <a:graphic>
               <a:graphicData uri="http://schemas.openxmlformats.org/drawingml/2006/picture">
                 <pic:pic>
                   <pic:nvPicPr>
-                    <pic:cNvPr id="0" name="image9.png"/>
+                    <pic:cNvPr id="0" name="image3.png"/>
                     <pic:cNvPicPr preferRelativeResize="0"/>
                   </pic:nvPicPr>
                   <pic:blipFill>
@@ -5595,7 +5734,7 @@
       <w:pPr>
         <w:numPr>
           <w:ilvl w:val="0"/>
-          <w:numId w:val="20"/>
+          <w:numId w:val="22"/>
         </w:numPr>
         <w:spacing w:after="0" w:afterAutospacing="0" w:before="240" w:lineRule="auto"/>
         <w:ind w:left="720" w:hanging="360"/>
@@ -5630,7 +5769,7 @@
       <w:pPr>
         <w:numPr>
           <w:ilvl w:val="1"/>
-          <w:numId w:val="20"/>
+          <w:numId w:val="22"/>
         </w:numPr>
         <w:spacing w:after="0" w:afterAutospacing="0" w:before="0" w:beforeAutospacing="0" w:lineRule="auto"/>
         <w:ind w:left="1440" w:hanging="360"/>
@@ -5655,7 +5794,7 @@
       <w:pPr>
         <w:numPr>
           <w:ilvl w:val="1"/>
-          <w:numId w:val="20"/>
+          <w:numId w:val="22"/>
         </w:numPr>
         <w:spacing w:after="0" w:afterAutospacing="0" w:before="0" w:beforeAutospacing="0" w:lineRule="auto"/>
         <w:ind w:left="1440" w:hanging="360"/>
@@ -5680,7 +5819,7 @@
       <w:pPr>
         <w:numPr>
           <w:ilvl w:val="1"/>
-          <w:numId w:val="20"/>
+          <w:numId w:val="22"/>
         </w:numPr>
         <w:spacing w:after="0" w:afterAutospacing="0" w:before="0" w:beforeAutospacing="0" w:lineRule="auto"/>
         <w:ind w:left="1440" w:hanging="360"/>
@@ -5710,7 +5849,7 @@
       <w:pPr>
         <w:numPr>
           <w:ilvl w:val="0"/>
-          <w:numId w:val="20"/>
+          <w:numId w:val="22"/>
         </w:numPr>
         <w:spacing w:after="0" w:afterAutospacing="0" w:before="0" w:beforeAutospacing="0" w:lineRule="auto"/>
         <w:ind w:left="720" w:hanging="360"/>
@@ -5750,7 +5889,7 @@
       <w:pPr>
         <w:numPr>
           <w:ilvl w:val="0"/>
-          <w:numId w:val="20"/>
+          <w:numId w:val="22"/>
         </w:numPr>
         <w:spacing w:after="0" w:afterAutospacing="0" w:before="0" w:beforeAutospacing="0" w:lineRule="auto"/>
         <w:ind w:left="720" w:hanging="360"/>
@@ -5785,7 +5924,7 @@
       <w:pPr>
         <w:numPr>
           <w:ilvl w:val="0"/>
-          <w:numId w:val="20"/>
+          <w:numId w:val="22"/>
         </w:numPr>
         <w:spacing w:after="0" w:afterAutospacing="0" w:before="0" w:beforeAutospacing="0" w:lineRule="auto"/>
         <w:ind w:left="720" w:hanging="360"/>
@@ -5820,7 +5959,7 @@
       <w:pPr>
         <w:numPr>
           <w:ilvl w:val="0"/>
-          <w:numId w:val="20"/>
+          <w:numId w:val="22"/>
         </w:numPr>
         <w:spacing w:after="0" w:afterAutospacing="0" w:before="0" w:beforeAutospacing="0" w:lineRule="auto"/>
         <w:ind w:left="720" w:hanging="360"/>
@@ -5855,7 +5994,7 @@
       <w:pPr>
         <w:numPr>
           <w:ilvl w:val="0"/>
-          <w:numId w:val="20"/>
+          <w:numId w:val="22"/>
         </w:numPr>
         <w:spacing w:after="0" w:afterAutospacing="0" w:before="0" w:beforeAutospacing="0" w:lineRule="auto"/>
         <w:ind w:left="720" w:hanging="360"/>
@@ -5890,7 +6029,7 @@
       <w:pPr>
         <w:numPr>
           <w:ilvl w:val="0"/>
-          <w:numId w:val="20"/>
+          <w:numId w:val="22"/>
         </w:numPr>
         <w:spacing w:after="240" w:before="0" w:beforeAutospacing="0" w:lineRule="auto"/>
         <w:ind w:left="720" w:hanging="360"/>
@@ -5968,7 +6107,7 @@
       <w:pPr>
         <w:numPr>
           <w:ilvl w:val="0"/>
-          <w:numId w:val="15"/>
+          <w:numId w:val="17"/>
         </w:numPr>
         <w:spacing w:after="0" w:afterAutospacing="0" w:before="240" w:lineRule="auto"/>
         <w:ind w:left="90" w:hanging="360"/>
@@ -6003,7 +6142,7 @@
       <w:pPr>
         <w:numPr>
           <w:ilvl w:val="0"/>
-          <w:numId w:val="15"/>
+          <w:numId w:val="17"/>
         </w:numPr>
         <w:spacing w:after="0" w:afterAutospacing="0" w:before="0" w:beforeAutospacing="0" w:lineRule="auto"/>
         <w:ind w:left="90" w:hanging="360"/>
@@ -6038,7 +6177,7 @@
       <w:pPr>
         <w:numPr>
           <w:ilvl w:val="0"/>
-          <w:numId w:val="15"/>
+          <w:numId w:val="17"/>
         </w:numPr>
         <w:spacing w:after="0" w:afterAutospacing="0" w:before="0" w:beforeAutospacing="0" w:lineRule="auto"/>
         <w:ind w:left="90" w:hanging="360"/>
@@ -6073,7 +6212,7 @@
       <w:pPr>
         <w:numPr>
           <w:ilvl w:val="0"/>
-          <w:numId w:val="15"/>
+          <w:numId w:val="17"/>
         </w:numPr>
         <w:spacing w:after="0" w:afterAutospacing="0" w:before="0" w:beforeAutospacing="0" w:lineRule="auto"/>
         <w:ind w:left="90" w:hanging="360"/>
@@ -6108,7 +6247,7 @@
       <w:pPr>
         <w:numPr>
           <w:ilvl w:val="0"/>
-          <w:numId w:val="15"/>
+          <w:numId w:val="17"/>
         </w:numPr>
         <w:spacing w:after="0" w:afterAutospacing="0" w:before="0" w:beforeAutospacing="0" w:lineRule="auto"/>
         <w:ind w:left="90" w:hanging="360"/>
@@ -6143,7 +6282,7 @@
       <w:pPr>
         <w:numPr>
           <w:ilvl w:val="0"/>
-          <w:numId w:val="15"/>
+          <w:numId w:val="17"/>
         </w:numPr>
         <w:spacing w:after="0" w:afterAutospacing="0" w:before="0" w:beforeAutospacing="0" w:lineRule="auto"/>
         <w:ind w:left="90" w:hanging="360"/>
@@ -6178,7 +6317,7 @@
       <w:pPr>
         <w:numPr>
           <w:ilvl w:val="0"/>
-          <w:numId w:val="15"/>
+          <w:numId w:val="17"/>
         </w:numPr>
         <w:spacing w:after="0" w:afterAutospacing="0" w:before="0" w:beforeAutospacing="0" w:lineRule="auto"/>
         <w:ind w:left="90" w:hanging="360"/>
@@ -6213,7 +6352,7 @@
       <w:pPr>
         <w:numPr>
           <w:ilvl w:val="0"/>
-          <w:numId w:val="15"/>
+          <w:numId w:val="17"/>
         </w:numPr>
         <w:spacing w:after="240" w:before="0" w:beforeAutospacing="0" w:lineRule="auto"/>
         <w:ind w:left="90" w:hanging="360"/>
@@ -6358,7 +6497,7 @@
       <w:pPr>
         <w:numPr>
           <w:ilvl w:val="0"/>
-          <w:numId w:val="6"/>
+          <w:numId w:val="8"/>
         </w:numPr>
         <w:spacing w:after="0" w:afterAutospacing="0" w:before="240" w:lineRule="auto"/>
         <w:ind w:left="720" w:hanging="360"/>
@@ -6393,7 +6532,7 @@
       <w:pPr>
         <w:numPr>
           <w:ilvl w:val="1"/>
-          <w:numId w:val="6"/>
+          <w:numId w:val="8"/>
         </w:numPr>
         <w:spacing w:after="0" w:afterAutospacing="0" w:before="0" w:beforeAutospacing="0" w:lineRule="auto"/>
         <w:ind w:left="1440" w:hanging="360"/>
@@ -6418,7 +6557,7 @@
       <w:pPr>
         <w:numPr>
           <w:ilvl w:val="1"/>
-          <w:numId w:val="6"/>
+          <w:numId w:val="8"/>
         </w:numPr>
         <w:spacing w:after="0" w:afterAutospacing="0" w:before="0" w:beforeAutospacing="0" w:lineRule="auto"/>
         <w:ind w:left="1440" w:hanging="360"/>
@@ -6443,7 +6582,7 @@
       <w:pPr>
         <w:numPr>
           <w:ilvl w:val="0"/>
-          <w:numId w:val="6"/>
+          <w:numId w:val="8"/>
         </w:numPr>
         <w:spacing w:after="0" w:afterAutospacing="0" w:before="0" w:beforeAutospacing="0" w:lineRule="auto"/>
         <w:ind w:left="720" w:hanging="360"/>
@@ -6478,7 +6617,7 @@
       <w:pPr>
         <w:numPr>
           <w:ilvl w:val="0"/>
-          <w:numId w:val="6"/>
+          <w:numId w:val="8"/>
         </w:numPr>
         <w:spacing w:after="0" w:afterAutospacing="0" w:before="0" w:beforeAutospacing="0" w:lineRule="auto"/>
         <w:ind w:left="720" w:hanging="360"/>
@@ -6513,7 +6652,7 @@
       <w:pPr>
         <w:numPr>
           <w:ilvl w:val="0"/>
-          <w:numId w:val="6"/>
+          <w:numId w:val="8"/>
         </w:numPr>
         <w:spacing w:after="0" w:afterAutospacing="0" w:before="0" w:beforeAutospacing="0" w:lineRule="auto"/>
         <w:ind w:left="720" w:hanging="360"/>
@@ -6548,7 +6687,7 @@
       <w:pPr>
         <w:numPr>
           <w:ilvl w:val="0"/>
-          <w:numId w:val="6"/>
+          <w:numId w:val="8"/>
         </w:numPr>
         <w:spacing w:after="0" w:afterAutospacing="0" w:before="0" w:beforeAutospacing="0" w:lineRule="auto"/>
         <w:ind w:left="720" w:hanging="360"/>
@@ -6583,7 +6722,7 @@
       <w:pPr>
         <w:numPr>
           <w:ilvl w:val="0"/>
-          <w:numId w:val="6"/>
+          <w:numId w:val="8"/>
         </w:numPr>
         <w:spacing w:after="240" w:before="0" w:beforeAutospacing="0" w:lineRule="auto"/>
         <w:ind w:left="720" w:hanging="360"/>
@@ -6657,7 +6796,7 @@
       <w:pPr>
         <w:numPr>
           <w:ilvl w:val="0"/>
-          <w:numId w:val="10"/>
+          <w:numId w:val="12"/>
         </w:numPr>
         <w:spacing w:after="0" w:afterAutospacing="0" w:before="240" w:lineRule="auto"/>
         <w:ind w:left="720" w:hanging="360"/>
@@ -6692,7 +6831,7 @@
       <w:pPr>
         <w:numPr>
           <w:ilvl w:val="0"/>
-          <w:numId w:val="10"/>
+          <w:numId w:val="12"/>
         </w:numPr>
         <w:spacing w:after="0" w:afterAutospacing="0" w:before="0" w:beforeAutospacing="0" w:lineRule="auto"/>
         <w:ind w:left="720" w:hanging="360"/>
@@ -6727,7 +6866,7 @@
       <w:pPr>
         <w:numPr>
           <w:ilvl w:val="0"/>
-          <w:numId w:val="10"/>
+          <w:numId w:val="12"/>
         </w:numPr>
         <w:spacing w:after="0" w:afterAutospacing="0" w:before="0" w:beforeAutospacing="0" w:lineRule="auto"/>
         <w:ind w:left="720" w:hanging="360"/>
@@ -6762,7 +6901,7 @@
       <w:pPr>
         <w:numPr>
           <w:ilvl w:val="0"/>
-          <w:numId w:val="10"/>
+          <w:numId w:val="12"/>
         </w:numPr>
         <w:spacing w:after="0" w:afterAutospacing="0" w:before="0" w:beforeAutospacing="0" w:lineRule="auto"/>
         <w:ind w:left="720" w:hanging="360"/>
@@ -6797,7 +6936,7 @@
       <w:pPr>
         <w:numPr>
           <w:ilvl w:val="0"/>
-          <w:numId w:val="10"/>
+          <w:numId w:val="12"/>
         </w:numPr>
         <w:spacing w:after="0" w:afterAutospacing="0" w:before="0" w:beforeAutospacing="0" w:lineRule="auto"/>
         <w:ind w:left="720" w:hanging="360"/>
@@ -6832,7 +6971,7 @@
       <w:pPr>
         <w:numPr>
           <w:ilvl w:val="0"/>
-          <w:numId w:val="10"/>
+          <w:numId w:val="12"/>
         </w:numPr>
         <w:spacing w:after="0" w:afterAutospacing="0" w:before="0" w:beforeAutospacing="0" w:lineRule="auto"/>
         <w:ind w:left="720" w:hanging="360"/>
@@ -6867,7 +7006,7 @@
       <w:pPr>
         <w:numPr>
           <w:ilvl w:val="0"/>
-          <w:numId w:val="10"/>
+          <w:numId w:val="12"/>
         </w:numPr>
         <w:spacing w:after="0" w:afterAutospacing="0" w:before="0" w:beforeAutospacing="0" w:lineRule="auto"/>
         <w:ind w:left="720" w:hanging="360"/>
@@ -6902,7 +7041,7 @@
       <w:pPr>
         <w:numPr>
           <w:ilvl w:val="0"/>
-          <w:numId w:val="10"/>
+          <w:numId w:val="12"/>
         </w:numPr>
         <w:spacing w:after="240" w:before="0" w:beforeAutospacing="0" w:lineRule="auto"/>
         <w:ind w:left="720" w:hanging="360"/>
@@ -6953,12 +7092,12 @@
           <wp:inline distB="114300" distT="114300" distL="114300" distR="114300">
             <wp:extent cx="2767013" cy="2829093"/>
             <wp:effectExtent b="0" l="0" r="0" t="0"/>
-            <wp:docPr id="12" name="image7.png"/>
+            <wp:docPr id="12" name="image6.png"/>
             <a:graphic>
               <a:graphicData uri="http://schemas.openxmlformats.org/drawingml/2006/picture">
                 <pic:pic>
                   <pic:nvPicPr>
-                    <pic:cNvPr id="0" name="image7.png"/>
+                    <pic:cNvPr id="0" name="image6.png"/>
                     <pic:cNvPicPr preferRelativeResize="0"/>
                   </pic:nvPicPr>
                   <pic:blipFill>
@@ -7008,12 +7147,12 @@
           <wp:inline distB="114300" distT="114300" distL="114300" distR="114300">
             <wp:extent cx="5195888" cy="1352722"/>
             <wp:effectExtent b="0" l="0" r="0" t="0"/>
-            <wp:docPr id="7" name="image12.png"/>
+            <wp:docPr id="7" name="image10.png"/>
             <a:graphic>
               <a:graphicData uri="http://schemas.openxmlformats.org/drawingml/2006/picture">
                 <pic:pic>
                   <pic:nvPicPr>
-                    <pic:cNvPr id="0" name="image12.png"/>
+                    <pic:cNvPr id="0" name="image10.png"/>
                     <pic:cNvPicPr preferRelativeResize="0"/>
                   </pic:nvPicPr>
                   <pic:blipFill>
@@ -7047,7 +7186,7 @@
       <w:pPr>
         <w:numPr>
           <w:ilvl w:val="0"/>
-          <w:numId w:val="13"/>
+          <w:numId w:val="15"/>
         </w:numPr>
         <w:spacing w:after="0" w:afterAutospacing="0" w:before="240" w:lineRule="auto"/>
         <w:ind w:left="720" w:hanging="360"/>
@@ -7082,7 +7221,7 @@
       <w:pPr>
         <w:numPr>
           <w:ilvl w:val="1"/>
-          <w:numId w:val="13"/>
+          <w:numId w:val="15"/>
         </w:numPr>
         <w:spacing w:after="0" w:afterAutospacing="0" w:before="0" w:beforeAutospacing="0" w:lineRule="auto"/>
         <w:ind w:left="1440" w:hanging="360"/>
@@ -7107,7 +7246,7 @@
       <w:pPr>
         <w:numPr>
           <w:ilvl w:val="1"/>
-          <w:numId w:val="13"/>
+          <w:numId w:val="15"/>
         </w:numPr>
         <w:spacing w:after="0" w:afterAutospacing="0" w:before="0" w:beforeAutospacing="0" w:lineRule="auto"/>
         <w:ind w:left="1440" w:hanging="360"/>
@@ -7132,7 +7271,7 @@
       <w:pPr>
         <w:numPr>
           <w:ilvl w:val="1"/>
-          <w:numId w:val="13"/>
+          <w:numId w:val="15"/>
         </w:numPr>
         <w:spacing w:after="0" w:afterAutospacing="0" w:before="0" w:beforeAutospacing="0" w:lineRule="auto"/>
         <w:ind w:left="1440" w:hanging="360"/>
@@ -7157,7 +7296,7 @@
       <w:pPr>
         <w:numPr>
           <w:ilvl w:val="0"/>
-          <w:numId w:val="13"/>
+          <w:numId w:val="15"/>
         </w:numPr>
         <w:spacing w:after="0" w:afterAutospacing="0" w:before="0" w:beforeAutospacing="0" w:lineRule="auto"/>
         <w:ind w:left="720" w:hanging="360"/>
@@ -7192,7 +7331,7 @@
       <w:pPr>
         <w:numPr>
           <w:ilvl w:val="0"/>
-          <w:numId w:val="13"/>
+          <w:numId w:val="15"/>
         </w:numPr>
         <w:spacing w:after="0" w:afterAutospacing="0" w:before="0" w:beforeAutospacing="0" w:lineRule="auto"/>
         <w:ind w:left="720" w:hanging="360"/>
@@ -7227,7 +7366,7 @@
       <w:pPr>
         <w:numPr>
           <w:ilvl w:val="0"/>
-          <w:numId w:val="13"/>
+          <w:numId w:val="15"/>
         </w:numPr>
         <w:spacing w:after="0" w:afterAutospacing="0" w:before="0" w:beforeAutospacing="0" w:lineRule="auto"/>
         <w:ind w:left="720" w:hanging="360"/>
@@ -7262,7 +7401,7 @@
       <w:pPr>
         <w:numPr>
           <w:ilvl w:val="0"/>
-          <w:numId w:val="13"/>
+          <w:numId w:val="15"/>
         </w:numPr>
         <w:spacing w:after="0" w:afterAutospacing="0" w:before="0" w:beforeAutospacing="0" w:lineRule="auto"/>
         <w:ind w:left="720" w:hanging="360"/>
@@ -7297,7 +7436,7 @@
       <w:pPr>
         <w:numPr>
           <w:ilvl w:val="0"/>
-          <w:numId w:val="13"/>
+          <w:numId w:val="15"/>
         </w:numPr>
         <w:spacing w:after="240" w:before="0" w:beforeAutospacing="0" w:lineRule="auto"/>
         <w:ind w:left="720" w:hanging="360"/>
@@ -7355,7 +7494,7 @@
       <w:pPr>
         <w:numPr>
           <w:ilvl w:val="0"/>
-          <w:numId w:val="7"/>
+          <w:numId w:val="9"/>
         </w:numPr>
         <w:spacing w:after="0" w:afterAutospacing="0" w:before="240" w:lineRule="auto"/>
         <w:ind w:left="720" w:hanging="360"/>
@@ -7390,7 +7529,7 @@
       <w:pPr>
         <w:numPr>
           <w:ilvl w:val="0"/>
-          <w:numId w:val="7"/>
+          <w:numId w:val="9"/>
         </w:numPr>
         <w:spacing w:after="0" w:afterAutospacing="0" w:before="0" w:beforeAutospacing="0" w:lineRule="auto"/>
         <w:ind w:left="720" w:hanging="360"/>
@@ -7425,7 +7564,7 @@
       <w:pPr>
         <w:numPr>
           <w:ilvl w:val="0"/>
-          <w:numId w:val="7"/>
+          <w:numId w:val="9"/>
         </w:numPr>
         <w:spacing w:after="0" w:afterAutospacing="0" w:before="0" w:beforeAutospacing="0" w:lineRule="auto"/>
         <w:ind w:left="720" w:hanging="360"/>
@@ -7460,7 +7599,7 @@
       <w:pPr>
         <w:numPr>
           <w:ilvl w:val="0"/>
-          <w:numId w:val="7"/>
+          <w:numId w:val="9"/>
         </w:numPr>
         <w:spacing w:after="0" w:afterAutospacing="0" w:before="0" w:beforeAutospacing="0" w:lineRule="auto"/>
         <w:ind w:left="720" w:hanging="360"/>
@@ -7495,7 +7634,7 @@
       <w:pPr>
         <w:numPr>
           <w:ilvl w:val="0"/>
-          <w:numId w:val="7"/>
+          <w:numId w:val="9"/>
         </w:numPr>
         <w:spacing w:after="0" w:afterAutospacing="0" w:before="0" w:beforeAutospacing="0" w:lineRule="auto"/>
         <w:ind w:left="720" w:hanging="360"/>
@@ -7530,7 +7669,7 @@
       <w:pPr>
         <w:numPr>
           <w:ilvl w:val="0"/>
-          <w:numId w:val="7"/>
+          <w:numId w:val="9"/>
         </w:numPr>
         <w:spacing w:after="0" w:afterAutospacing="0" w:before="0" w:beforeAutospacing="0" w:lineRule="auto"/>
         <w:ind w:left="720" w:hanging="360"/>
@@ -7565,7 +7704,7 @@
       <w:pPr>
         <w:numPr>
           <w:ilvl w:val="0"/>
-          <w:numId w:val="7"/>
+          <w:numId w:val="9"/>
         </w:numPr>
         <w:spacing w:after="0" w:afterAutospacing="0" w:before="0" w:beforeAutospacing="0" w:lineRule="auto"/>
         <w:ind w:left="720" w:hanging="360"/>
@@ -7600,7 +7739,7 @@
       <w:pPr>
         <w:numPr>
           <w:ilvl w:val="0"/>
-          <w:numId w:val="7"/>
+          <w:numId w:val="9"/>
         </w:numPr>
         <w:spacing w:after="240" w:before="0" w:beforeAutospacing="0" w:lineRule="auto"/>
         <w:ind w:left="720" w:hanging="360"/>
@@ -7651,12 +7790,12 @@
           <wp:inline distB="114300" distT="114300" distL="114300" distR="114300">
             <wp:extent cx="3395663" cy="4037363"/>
             <wp:effectExtent b="0" l="0" r="0" t="0"/>
-            <wp:docPr id="8" name="image5.png"/>
+            <wp:docPr id="8" name="image12.png"/>
             <a:graphic>
               <a:graphicData uri="http://schemas.openxmlformats.org/drawingml/2006/picture">
                 <pic:pic>
                   <pic:nvPicPr>
-                    <pic:cNvPr id="0" name="image5.png"/>
+                    <pic:cNvPr id="0" name="image12.png"/>
                     <pic:cNvPicPr preferRelativeResize="0"/>
                   </pic:nvPicPr>
                   <pic:blipFill>
@@ -7690,7 +7829,7 @@
       <w:pPr>
         <w:numPr>
           <w:ilvl w:val="0"/>
-          <w:numId w:val="12"/>
+          <w:numId w:val="14"/>
         </w:numPr>
         <w:spacing w:after="0" w:afterAutospacing="0" w:before="240" w:lineRule="auto"/>
         <w:ind w:left="720" w:hanging="360"/>
@@ -7725,7 +7864,7 @@
       <w:pPr>
         <w:numPr>
           <w:ilvl w:val="1"/>
-          <w:numId w:val="12"/>
+          <w:numId w:val="14"/>
         </w:numPr>
         <w:spacing w:after="0" w:afterAutospacing="0" w:before="0" w:beforeAutospacing="0" w:lineRule="auto"/>
         <w:ind w:left="1440" w:hanging="360"/>
@@ -7750,7 +7889,7 @@
       <w:pPr>
         <w:numPr>
           <w:ilvl w:val="1"/>
-          <w:numId w:val="12"/>
+          <w:numId w:val="14"/>
         </w:numPr>
         <w:spacing w:after="0" w:afterAutospacing="0" w:before="0" w:beforeAutospacing="0" w:lineRule="auto"/>
         <w:ind w:left="1440" w:hanging="360"/>
@@ -7775,7 +7914,7 @@
       <w:pPr>
         <w:numPr>
           <w:ilvl w:val="0"/>
-          <w:numId w:val="12"/>
+          <w:numId w:val="14"/>
         </w:numPr>
         <w:spacing w:after="0" w:afterAutospacing="0" w:before="0" w:beforeAutospacing="0" w:lineRule="auto"/>
         <w:ind w:left="720" w:hanging="360"/>
@@ -7810,7 +7949,7 @@
       <w:pPr>
         <w:numPr>
           <w:ilvl w:val="0"/>
-          <w:numId w:val="12"/>
+          <w:numId w:val="14"/>
         </w:numPr>
         <w:spacing w:after="0" w:afterAutospacing="0" w:before="0" w:beforeAutospacing="0" w:lineRule="auto"/>
         <w:ind w:left="720" w:hanging="360"/>
@@ -7845,7 +7984,7 @@
       <w:pPr>
         <w:numPr>
           <w:ilvl w:val="0"/>
-          <w:numId w:val="12"/>
+          <w:numId w:val="14"/>
         </w:numPr>
         <w:spacing w:after="0" w:afterAutospacing="0" w:before="0" w:beforeAutospacing="0" w:lineRule="auto"/>
         <w:ind w:left="720" w:hanging="360"/>
@@ -7880,7 +8019,7 @@
       <w:pPr>
         <w:numPr>
           <w:ilvl w:val="0"/>
-          <w:numId w:val="12"/>
+          <w:numId w:val="14"/>
         </w:numPr>
         <w:spacing w:after="0" w:afterAutospacing="0" w:before="0" w:beforeAutospacing="0" w:lineRule="auto"/>
         <w:ind w:left="720" w:hanging="360"/>
@@ -7915,7 +8054,7 @@
       <w:pPr>
         <w:numPr>
           <w:ilvl w:val="0"/>
-          <w:numId w:val="12"/>
+          <w:numId w:val="14"/>
         </w:numPr>
         <w:spacing w:after="0" w:afterAutospacing="0" w:before="0" w:beforeAutospacing="0" w:lineRule="auto"/>
         <w:ind w:left="720" w:hanging="360"/>
@@ -7950,7 +8089,7 @@
       <w:pPr>
         <w:numPr>
           <w:ilvl w:val="0"/>
-          <w:numId w:val="12"/>
+          <w:numId w:val="14"/>
         </w:numPr>
         <w:spacing w:after="240" w:before="0" w:beforeAutospacing="0" w:lineRule="auto"/>
         <w:ind w:left="720" w:hanging="360"/>
@@ -8025,7 +8164,7 @@
       <w:pPr>
         <w:numPr>
           <w:ilvl w:val="0"/>
-          <w:numId w:val="16"/>
+          <w:numId w:val="18"/>
         </w:numPr>
         <w:spacing w:after="0" w:afterAutospacing="0" w:before="240" w:lineRule="auto"/>
         <w:ind w:left="720" w:hanging="360"/>
@@ -8060,7 +8199,7 @@
       <w:pPr>
         <w:numPr>
           <w:ilvl w:val="0"/>
-          <w:numId w:val="16"/>
+          <w:numId w:val="18"/>
         </w:numPr>
         <w:spacing w:after="0" w:afterAutospacing="0" w:before="0" w:beforeAutospacing="0" w:lineRule="auto"/>
         <w:ind w:left="720" w:hanging="360"/>
@@ -8095,7 +8234,7 @@
       <w:pPr>
         <w:numPr>
           <w:ilvl w:val="0"/>
-          <w:numId w:val="16"/>
+          <w:numId w:val="18"/>
         </w:numPr>
         <w:spacing w:after="0" w:afterAutospacing="0" w:before="0" w:beforeAutospacing="0" w:lineRule="auto"/>
         <w:ind w:left="720" w:hanging="360"/>
@@ -8130,7 +8269,7 @@
       <w:pPr>
         <w:numPr>
           <w:ilvl w:val="0"/>
-          <w:numId w:val="16"/>
+          <w:numId w:val="18"/>
         </w:numPr>
         <w:spacing w:after="0" w:afterAutospacing="0" w:before="0" w:beforeAutospacing="0" w:lineRule="auto"/>
         <w:ind w:left="720" w:hanging="360"/>
@@ -8165,7 +8304,7 @@
       <w:pPr>
         <w:numPr>
           <w:ilvl w:val="0"/>
-          <w:numId w:val="16"/>
+          <w:numId w:val="18"/>
         </w:numPr>
         <w:spacing w:after="0" w:afterAutospacing="0" w:before="0" w:beforeAutospacing="0" w:lineRule="auto"/>
         <w:ind w:left="720" w:hanging="360"/>
@@ -8200,7 +8339,7 @@
       <w:pPr>
         <w:numPr>
           <w:ilvl w:val="0"/>
-          <w:numId w:val="16"/>
+          <w:numId w:val="18"/>
         </w:numPr>
         <w:spacing w:after="0" w:afterAutospacing="0" w:before="0" w:beforeAutospacing="0" w:lineRule="auto"/>
         <w:ind w:left="720" w:hanging="360"/>
@@ -8235,7 +8374,7 @@
       <w:pPr>
         <w:numPr>
           <w:ilvl w:val="0"/>
-          <w:numId w:val="16"/>
+          <w:numId w:val="18"/>
         </w:numPr>
         <w:spacing w:after="0" w:afterAutospacing="0" w:before="0" w:beforeAutospacing="0" w:lineRule="auto"/>
         <w:ind w:left="720" w:hanging="360"/>
@@ -8270,7 +8409,7 @@
       <w:pPr>
         <w:numPr>
           <w:ilvl w:val="0"/>
-          <w:numId w:val="16"/>
+          <w:numId w:val="18"/>
         </w:numPr>
         <w:spacing w:after="240" w:before="0" w:beforeAutospacing="0" w:lineRule="auto"/>
         <w:ind w:left="720" w:hanging="360"/>
@@ -8321,12 +8460,12 @@
           <wp:inline distB="114300" distT="114300" distL="114300" distR="114300">
             <wp:extent cx="5138738" cy="1114425"/>
             <wp:effectExtent b="0" l="0" r="0" t="0"/>
-            <wp:docPr id="4" name="image10.png"/>
+            <wp:docPr id="4" name="image2.png"/>
             <a:graphic>
               <a:graphicData uri="http://schemas.openxmlformats.org/drawingml/2006/picture">
                 <pic:pic>
                   <pic:nvPicPr>
-                    <pic:cNvPr id="0" name="image10.png"/>
+                    <pic:cNvPr id="0" name="image2.png"/>
                     <pic:cNvPicPr preferRelativeResize="0"/>
                   </pic:nvPicPr>
                   <pic:blipFill>
@@ -8360,7 +8499,7 @@
       <w:pPr>
         <w:numPr>
           <w:ilvl w:val="0"/>
-          <w:numId w:val="21"/>
+          <w:numId w:val="25"/>
         </w:numPr>
         <w:spacing w:after="0" w:afterAutospacing="0" w:before="240" w:lineRule="auto"/>
         <w:ind w:left="720" w:hanging="360"/>
@@ -8395,7 +8534,7 @@
       <w:pPr>
         <w:numPr>
           <w:ilvl w:val="1"/>
-          <w:numId w:val="21"/>
+          <w:numId w:val="25"/>
         </w:numPr>
         <w:spacing w:after="0" w:afterAutospacing="0" w:before="0" w:beforeAutospacing="0" w:lineRule="auto"/>
         <w:ind w:left="1440" w:hanging="360"/>
@@ -8420,7 +8559,7 @@
       <w:pPr>
         <w:numPr>
           <w:ilvl w:val="1"/>
-          <w:numId w:val="21"/>
+          <w:numId w:val="25"/>
         </w:numPr>
         <w:spacing w:after="0" w:afterAutospacing="0" w:before="0" w:beforeAutospacing="0" w:lineRule="auto"/>
         <w:ind w:left="1440" w:hanging="360"/>
@@ -8445,7 +8584,7 @@
       <w:pPr>
         <w:numPr>
           <w:ilvl w:val="1"/>
-          <w:numId w:val="21"/>
+          <w:numId w:val="25"/>
         </w:numPr>
         <w:spacing w:after="0" w:afterAutospacing="0" w:before="0" w:beforeAutospacing="0" w:lineRule="auto"/>
         <w:ind w:left="1440" w:hanging="360"/>
@@ -8470,7 +8609,7 @@
       <w:pPr>
         <w:numPr>
           <w:ilvl w:val="1"/>
-          <w:numId w:val="21"/>
+          <w:numId w:val="25"/>
         </w:numPr>
         <w:spacing w:after="0" w:afterAutospacing="0" w:before="0" w:beforeAutospacing="0" w:lineRule="auto"/>
         <w:ind w:left="1440" w:hanging="360"/>
@@ -8495,7 +8634,7 @@
       <w:pPr>
         <w:numPr>
           <w:ilvl w:val="0"/>
-          <w:numId w:val="21"/>
+          <w:numId w:val="25"/>
         </w:numPr>
         <w:spacing w:after="0" w:afterAutospacing="0" w:before="0" w:beforeAutospacing="0" w:lineRule="auto"/>
         <w:ind w:left="720" w:hanging="360"/>
@@ -8530,7 +8669,7 @@
       <w:pPr>
         <w:numPr>
           <w:ilvl w:val="0"/>
-          <w:numId w:val="21"/>
+          <w:numId w:val="25"/>
         </w:numPr>
         <w:spacing w:after="0" w:afterAutospacing="0" w:before="0" w:beforeAutospacing="0" w:lineRule="auto"/>
         <w:ind w:left="720" w:hanging="360"/>
@@ -8565,7 +8704,7 @@
       <w:pPr>
         <w:numPr>
           <w:ilvl w:val="0"/>
-          <w:numId w:val="21"/>
+          <w:numId w:val="25"/>
         </w:numPr>
         <w:spacing w:after="0" w:afterAutospacing="0" w:before="0" w:beforeAutospacing="0" w:lineRule="auto"/>
         <w:ind w:left="720" w:hanging="360"/>
@@ -8600,7 +8739,7 @@
       <w:pPr>
         <w:numPr>
           <w:ilvl w:val="0"/>
-          <w:numId w:val="21"/>
+          <w:numId w:val="25"/>
         </w:numPr>
         <w:spacing w:after="0" w:afterAutospacing="0" w:before="0" w:beforeAutospacing="0" w:lineRule="auto"/>
         <w:ind w:left="720" w:hanging="360"/>
@@ -8635,7 +8774,7 @@
       <w:pPr>
         <w:numPr>
           <w:ilvl w:val="0"/>
-          <w:numId w:val="21"/>
+          <w:numId w:val="25"/>
         </w:numPr>
         <w:spacing w:after="240" w:before="0" w:beforeAutospacing="0" w:lineRule="auto"/>
         <w:ind w:left="720" w:hanging="360"/>
@@ -8853,12 +8992,12 @@
           <wp:inline distB="114300" distT="114300" distL="114300" distR="114300">
             <wp:extent cx="5943600" cy="2159000"/>
             <wp:effectExtent b="0" l="0" r="0" t="0"/>
-            <wp:docPr id="11" name="image2.png"/>
+            <wp:docPr id="11" name="image4.png"/>
             <a:graphic>
               <a:graphicData uri="http://schemas.openxmlformats.org/drawingml/2006/picture">
                 <pic:pic>
                   <pic:nvPicPr>
-                    <pic:cNvPr id="0" name="image2.png"/>
+                    <pic:cNvPr id="0" name="image4.png"/>
                     <pic:cNvPicPr preferRelativeResize="0"/>
                   </pic:nvPicPr>
                   <pic:blipFill>
@@ -8932,7 +9071,7 @@
       <w:pPr>
         <w:numPr>
           <w:ilvl w:val="0"/>
-          <w:numId w:val="8"/>
+          <w:numId w:val="10"/>
         </w:numPr>
         <w:spacing w:after="0" w:afterAutospacing="0" w:before="240" w:lineRule="auto"/>
         <w:ind w:left="720" w:hanging="360"/>
@@ -8951,7 +9090,7 @@
       <w:pPr>
         <w:numPr>
           <w:ilvl w:val="0"/>
-          <w:numId w:val="8"/>
+          <w:numId w:val="10"/>
         </w:numPr>
         <w:spacing w:after="0" w:afterAutospacing="0" w:before="0" w:beforeAutospacing="0" w:lineRule="auto"/>
         <w:ind w:left="720" w:hanging="360"/>
@@ -8970,7 +9109,7 @@
       <w:pPr>
         <w:numPr>
           <w:ilvl w:val="0"/>
-          <w:numId w:val="8"/>
+          <w:numId w:val="10"/>
         </w:numPr>
         <w:spacing w:after="0" w:afterAutospacing="0" w:before="0" w:beforeAutospacing="0" w:lineRule="auto"/>
         <w:ind w:left="720" w:hanging="360"/>
@@ -8989,7 +9128,7 @@
       <w:pPr>
         <w:numPr>
           <w:ilvl w:val="0"/>
-          <w:numId w:val="8"/>
+          <w:numId w:val="10"/>
         </w:numPr>
         <w:spacing w:after="0" w:afterAutospacing="0" w:before="0" w:beforeAutospacing="0" w:lineRule="auto"/>
         <w:ind w:left="720" w:hanging="360"/>
@@ -9008,7 +9147,7 @@
       <w:pPr>
         <w:numPr>
           <w:ilvl w:val="0"/>
-          <w:numId w:val="8"/>
+          <w:numId w:val="10"/>
         </w:numPr>
         <w:spacing w:after="0" w:afterAutospacing="0" w:before="0" w:beforeAutospacing="0" w:lineRule="auto"/>
         <w:ind w:left="720" w:hanging="360"/>
@@ -9027,7 +9166,7 @@
       <w:pPr>
         <w:numPr>
           <w:ilvl w:val="0"/>
-          <w:numId w:val="8"/>
+          <w:numId w:val="10"/>
         </w:numPr>
         <w:spacing w:after="0" w:afterAutospacing="0" w:before="0" w:beforeAutospacing="0" w:lineRule="auto"/>
         <w:ind w:left="720" w:hanging="360"/>
@@ -9046,7 +9185,7 @@
       <w:pPr>
         <w:numPr>
           <w:ilvl w:val="0"/>
-          <w:numId w:val="8"/>
+          <w:numId w:val="10"/>
         </w:numPr>
         <w:spacing w:before="0" w:beforeAutospacing="0" w:lineRule="auto"/>
         <w:ind w:left="720" w:hanging="360"/>
@@ -9105,7 +9244,7 @@
       <w:pPr>
         <w:numPr>
           <w:ilvl w:val="0"/>
-          <w:numId w:val="3"/>
+          <w:numId w:val="4"/>
         </w:numPr>
         <w:spacing w:after="0" w:afterAutospacing="0" w:before="240" w:lineRule="auto"/>
         <w:ind w:left="720" w:hanging="360"/>
@@ -9124,7 +9263,7 @@
       <w:pPr>
         <w:numPr>
           <w:ilvl w:val="0"/>
-          <w:numId w:val="3"/>
+          <w:numId w:val="4"/>
         </w:numPr>
         <w:spacing w:after="0" w:afterAutospacing="0" w:before="0" w:beforeAutospacing="0" w:lineRule="auto"/>
         <w:ind w:left="720" w:hanging="360"/>
@@ -9143,7 +9282,7 @@
       <w:pPr>
         <w:numPr>
           <w:ilvl w:val="0"/>
-          <w:numId w:val="3"/>
+          <w:numId w:val="4"/>
         </w:numPr>
         <w:spacing w:after="0" w:afterAutospacing="0" w:before="0" w:beforeAutospacing="0" w:lineRule="auto"/>
         <w:ind w:left="720" w:hanging="360"/>
@@ -9162,7 +9301,7 @@
       <w:pPr>
         <w:numPr>
           <w:ilvl w:val="0"/>
-          <w:numId w:val="3"/>
+          <w:numId w:val="4"/>
         </w:numPr>
         <w:spacing w:after="0" w:afterAutospacing="0" w:before="0" w:beforeAutospacing="0" w:lineRule="auto"/>
         <w:ind w:left="720" w:hanging="360"/>
@@ -9181,7 +9320,7 @@
       <w:pPr>
         <w:numPr>
           <w:ilvl w:val="0"/>
-          <w:numId w:val="3"/>
+          <w:numId w:val="4"/>
         </w:numPr>
         <w:spacing w:before="0" w:beforeAutospacing="0" w:lineRule="auto"/>
         <w:ind w:left="720" w:hanging="360"/>
@@ -9240,7 +9379,7 @@
       <w:pPr>
         <w:numPr>
           <w:ilvl w:val="0"/>
-          <w:numId w:val="17"/>
+          <w:numId w:val="19"/>
         </w:numPr>
         <w:spacing w:after="0" w:afterAutospacing="0" w:before="240" w:lineRule="auto"/>
         <w:ind w:left="720" w:hanging="360"/>
@@ -9259,7 +9398,7 @@
       <w:pPr>
         <w:numPr>
           <w:ilvl w:val="0"/>
-          <w:numId w:val="17"/>
+          <w:numId w:val="19"/>
         </w:numPr>
         <w:spacing w:after="0" w:afterAutospacing="0" w:before="0" w:beforeAutospacing="0" w:lineRule="auto"/>
         <w:ind w:left="720" w:hanging="360"/>
@@ -9278,7 +9417,7 @@
       <w:pPr>
         <w:numPr>
           <w:ilvl w:val="0"/>
-          <w:numId w:val="17"/>
+          <w:numId w:val="19"/>
         </w:numPr>
         <w:spacing w:before="0" w:beforeAutospacing="0" w:lineRule="auto"/>
         <w:ind w:left="720" w:hanging="360"/>
@@ -9369,6 +9508,889 @@
           <w:rtl w:val="0"/>
         </w:rPr>
         <w:t xml:space="preserve">Token expiration</w:t>
+      </w:r>
+    </w:p>
+    <w:p>
+      <w:pPr>
+        <w:spacing w:before="240" w:lineRule="auto"/>
+        <w:ind w:left="0" w:firstLine="0"/>
+        <w:rPr>
+          <w:rFonts w:ascii="Times New Roman" w:cs="Times New Roman" w:eastAsia="Times New Roman" w:hAnsi="Times New Roman"/>
+          <w:sz w:val="24"/>
+          <w:szCs w:val="24"/>
+        </w:rPr>
+      </w:pPr>
+      <w:r>
+        <w:rPr>
+          <w:rFonts w:ascii="Times New Roman" w:cs="Times New Roman" w:eastAsia="Times New Roman" w:hAnsi="Times New Roman"/>
+          <w:sz w:val="24"/>
+          <w:szCs w:val="24"/>
+          <w:rtl w:val="0"/>
+        </w:rPr>
+        <w:t xml:space="preserve">(Frontend Testing with Vite, Jest, and React Testing Library)</w:t>
+      </w:r>
+    </w:p>
+    <w:p>
+      <w:pPr>
+        <w:rPr>
+          <w:rFonts w:ascii="Times New Roman" w:cs="Times New Roman" w:eastAsia="Times New Roman" w:hAnsi="Times New Roman"/>
+          <w:b w:val="1"/>
+          <w:sz w:val="27"/>
+          <w:szCs w:val="27"/>
+        </w:rPr>
+      </w:pPr>
+      <w:r>
+        <w:rPr>
+          <w:rFonts w:ascii="Times New Roman" w:cs="Times New Roman" w:eastAsia="Times New Roman" w:hAnsi="Times New Roman"/>
+          <w:b w:val="1"/>
+          <w:sz w:val="27"/>
+          <w:szCs w:val="27"/>
+          <w:rtl w:val="0"/>
+        </w:rPr>
+        <w:t xml:space="preserve">1. About Page Tests (</w:t>
+      </w:r>
+      <w:r>
+        <w:rPr>
+          <w:rFonts w:ascii="Courier New" w:cs="Courier New" w:eastAsia="Courier New" w:hAnsi="Courier New"/>
+          <w:b w:val="1"/>
+          <w:sz w:val="20"/>
+          <w:szCs w:val="20"/>
+          <w:rtl w:val="0"/>
+        </w:rPr>
+        <w:t xml:space="preserve">About.test.js</w:t>
+      </w:r>
+      <w:r>
+        <w:rPr>
+          <w:rFonts w:ascii="Times New Roman" w:cs="Times New Roman" w:eastAsia="Times New Roman" w:hAnsi="Times New Roman"/>
+          <w:b w:val="1"/>
+          <w:sz w:val="27"/>
+          <w:szCs w:val="27"/>
+          <w:rtl w:val="0"/>
+        </w:rPr>
+        <w:t xml:space="preserve">)</w:t>
+      </w:r>
+    </w:p>
+    <w:p>
+      <w:pPr>
+        <w:numPr>
+          <w:ilvl w:val="0"/>
+          <w:numId w:val="23"/>
+        </w:numPr>
+        <w:ind w:left="720" w:hanging="360"/>
+        <w:rPr>
+          <w:rFonts w:ascii="Times New Roman" w:cs="Times New Roman" w:eastAsia="Times New Roman" w:hAnsi="Times New Roman"/>
+          <w:sz w:val="24"/>
+          <w:szCs w:val="24"/>
+        </w:rPr>
+      </w:pPr>
+      <w:r>
+        <w:rPr>
+          <w:rFonts w:ascii="Times New Roman" w:cs="Times New Roman" w:eastAsia="Times New Roman" w:hAnsi="Times New Roman"/>
+          <w:sz w:val="24"/>
+          <w:szCs w:val="24"/>
+          <w:rtl w:val="0"/>
+        </w:rPr>
+        <w:t xml:space="preserve">Component Structure: Tests main section, headings, containers, and image</w:t>
+      </w:r>
+    </w:p>
+    <w:p>
+      <w:pPr>
+        <w:numPr>
+          <w:ilvl w:val="0"/>
+          <w:numId w:val="23"/>
+        </w:numPr>
+        <w:ind w:left="720" w:hanging="360"/>
+        <w:rPr>
+          <w:rFonts w:ascii="Times New Roman" w:cs="Times New Roman" w:eastAsia="Times New Roman" w:hAnsi="Times New Roman"/>
+          <w:sz w:val="24"/>
+          <w:szCs w:val="24"/>
+        </w:rPr>
+      </w:pPr>
+      <w:r>
+        <w:rPr>
+          <w:rFonts w:ascii="Times New Roman" w:cs="Times New Roman" w:eastAsia="Times New Roman" w:hAnsi="Times New Roman"/>
+          <w:sz w:val="24"/>
+          <w:szCs w:val="24"/>
+          <w:rtl w:val="0"/>
+        </w:rPr>
+        <w:t xml:space="preserve">Content Sections: Tests all major content areas (Welcome, Why We Built This, Our Purpose, Who It's For)</w:t>
+      </w:r>
+    </w:p>
+    <w:p>
+      <w:pPr>
+        <w:numPr>
+          <w:ilvl w:val="0"/>
+          <w:numId w:val="23"/>
+        </w:numPr>
+        <w:ind w:left="720" w:hanging="360"/>
+        <w:rPr>
+          <w:rFonts w:ascii="Times New Roman" w:cs="Times New Roman" w:eastAsia="Times New Roman" w:hAnsi="Times New Roman"/>
+          <w:sz w:val="24"/>
+          <w:szCs w:val="24"/>
+        </w:rPr>
+      </w:pPr>
+      <w:r>
+        <w:rPr>
+          <w:rFonts w:ascii="Times New Roman" w:cs="Times New Roman" w:eastAsia="Times New Roman" w:hAnsi="Times New Roman"/>
+          <w:sz w:val="24"/>
+          <w:szCs w:val="24"/>
+          <w:rtl w:val="0"/>
+        </w:rPr>
+        <w:t xml:space="preserve">Team Section: Tests team member names, roles, and formatting</w:t>
+      </w:r>
+    </w:p>
+    <w:p>
+      <w:pPr>
+        <w:numPr>
+          <w:ilvl w:val="0"/>
+          <w:numId w:val="23"/>
+        </w:numPr>
+        <w:ind w:left="720" w:hanging="360"/>
+        <w:rPr>
+          <w:rFonts w:ascii="Times New Roman" w:cs="Times New Roman" w:eastAsia="Times New Roman" w:hAnsi="Times New Roman"/>
+          <w:sz w:val="24"/>
+          <w:szCs w:val="24"/>
+        </w:rPr>
+      </w:pPr>
+      <w:r>
+        <w:rPr>
+          <w:rFonts w:ascii="Times New Roman" w:cs="Times New Roman" w:eastAsia="Times New Roman" w:hAnsi="Times New Roman"/>
+          <w:sz w:val="24"/>
+          <w:szCs w:val="24"/>
+          <w:rtl w:val="0"/>
+        </w:rPr>
+        <w:t xml:space="preserve">Accessibility: Tests proper alt text for screen readers</w:t>
+      </w:r>
+    </w:p>
+    <w:p>
+      <w:pPr>
+        <w:numPr>
+          <w:ilvl w:val="0"/>
+          <w:numId w:val="23"/>
+        </w:numPr>
+        <w:ind w:left="720" w:hanging="360"/>
+        <w:rPr>
+          <w:rFonts w:ascii="Times New Roman" w:cs="Times New Roman" w:eastAsia="Times New Roman" w:hAnsi="Times New Roman"/>
+          <w:sz w:val="24"/>
+          <w:szCs w:val="24"/>
+        </w:rPr>
+      </w:pPr>
+      <w:r>
+        <w:rPr>
+          <w:rFonts w:ascii="Times New Roman" w:cs="Times New Roman" w:eastAsia="Times New Roman" w:hAnsi="Times New Roman"/>
+          <w:sz w:val="24"/>
+          <w:szCs w:val="24"/>
+          <w:rtl w:val="0"/>
+        </w:rPr>
+        <w:t xml:space="preserve">CSS Classes: Tests all CSS class applications</w:t>
+      </w:r>
+    </w:p>
+    <w:p>
+      <w:pPr>
+        <w:rPr>
+          <w:rFonts w:ascii="Times New Roman" w:cs="Times New Roman" w:eastAsia="Times New Roman" w:hAnsi="Times New Roman"/>
+          <w:b w:val="1"/>
+          <w:sz w:val="27"/>
+          <w:szCs w:val="27"/>
+        </w:rPr>
+      </w:pPr>
+      <w:r>
+        <w:rPr>
+          <w:rFonts w:ascii="Times New Roman" w:cs="Times New Roman" w:eastAsia="Times New Roman" w:hAnsi="Times New Roman"/>
+          <w:b w:val="1"/>
+          <w:sz w:val="27"/>
+          <w:szCs w:val="27"/>
+          <w:rtl w:val="0"/>
+        </w:rPr>
+        <w:t xml:space="preserve">2. Contact Page Tests (</w:t>
+      </w:r>
+      <w:r>
+        <w:rPr>
+          <w:rFonts w:ascii="Courier New" w:cs="Courier New" w:eastAsia="Courier New" w:hAnsi="Courier New"/>
+          <w:b w:val="1"/>
+          <w:sz w:val="20"/>
+          <w:szCs w:val="20"/>
+          <w:rtl w:val="0"/>
+        </w:rPr>
+        <w:t xml:space="preserve">Contact.test.js</w:t>
+      </w:r>
+      <w:r>
+        <w:rPr>
+          <w:rFonts w:ascii="Times New Roman" w:cs="Times New Roman" w:eastAsia="Times New Roman" w:hAnsi="Times New Roman"/>
+          <w:b w:val="1"/>
+          <w:sz w:val="27"/>
+          <w:szCs w:val="27"/>
+          <w:rtl w:val="0"/>
+        </w:rPr>
+        <w:t xml:space="preserve">)</w:t>
+      </w:r>
+    </w:p>
+    <w:p>
+      <w:pPr>
+        <w:numPr>
+          <w:ilvl w:val="0"/>
+          <w:numId w:val="24"/>
+        </w:numPr>
+        <w:ind w:left="720" w:hanging="360"/>
+        <w:rPr>
+          <w:rFonts w:ascii="Times New Roman" w:cs="Times New Roman" w:eastAsia="Times New Roman" w:hAnsi="Times New Roman"/>
+          <w:sz w:val="24"/>
+          <w:szCs w:val="24"/>
+        </w:rPr>
+      </w:pPr>
+      <w:r>
+        <w:rPr>
+          <w:rFonts w:ascii="Times New Roman" w:cs="Times New Roman" w:eastAsia="Times New Roman" w:hAnsi="Times New Roman"/>
+          <w:sz w:val="24"/>
+          <w:szCs w:val="24"/>
+          <w:rtl w:val="0"/>
+        </w:rPr>
+        <w:t xml:space="preserve">Component Structure: Tests for all major elements (headings, sections, images)</w:t>
+      </w:r>
+    </w:p>
+    <w:p>
+      <w:pPr>
+        <w:numPr>
+          <w:ilvl w:val="0"/>
+          <w:numId w:val="24"/>
+        </w:numPr>
+        <w:ind w:left="720" w:hanging="360"/>
+        <w:rPr>
+          <w:rFonts w:ascii="Times New Roman" w:cs="Times New Roman" w:eastAsia="Times New Roman" w:hAnsi="Times New Roman"/>
+          <w:sz w:val="24"/>
+          <w:szCs w:val="24"/>
+        </w:rPr>
+      </w:pPr>
+      <w:r>
+        <w:rPr>
+          <w:rFonts w:ascii="Times New Roman" w:cs="Times New Roman" w:eastAsia="Times New Roman" w:hAnsi="Times New Roman"/>
+          <w:sz w:val="24"/>
+          <w:szCs w:val="24"/>
+          <w:rtl w:val="0"/>
+        </w:rPr>
+        <w:t xml:space="preserve">Form Elements: Validates all form inputs, textarea, and submit button</w:t>
+      </w:r>
+    </w:p>
+    <w:p>
+      <w:pPr>
+        <w:numPr>
+          <w:ilvl w:val="0"/>
+          <w:numId w:val="24"/>
+        </w:numPr>
+        <w:ind w:left="720" w:hanging="360"/>
+        <w:rPr>
+          <w:rFonts w:ascii="Times New Roman" w:cs="Times New Roman" w:eastAsia="Times New Roman" w:hAnsi="Times New Roman"/>
+          <w:sz w:val="24"/>
+          <w:szCs w:val="24"/>
+        </w:rPr>
+      </w:pPr>
+      <w:r>
+        <w:rPr>
+          <w:rFonts w:ascii="Times New Roman" w:cs="Times New Roman" w:eastAsia="Times New Roman" w:hAnsi="Times New Roman"/>
+          <w:sz w:val="24"/>
+          <w:szCs w:val="24"/>
+          <w:rtl w:val="0"/>
+        </w:rPr>
+        <w:t xml:space="preserve">Contact Information: Ensures all contact details are displayed correctly</w:t>
+      </w:r>
+    </w:p>
+    <w:p>
+      <w:pPr>
+        <w:numPr>
+          <w:ilvl w:val="0"/>
+          <w:numId w:val="24"/>
+        </w:numPr>
+        <w:ind w:left="720" w:hanging="360"/>
+        <w:rPr>
+          <w:rFonts w:ascii="Times New Roman" w:cs="Times New Roman" w:eastAsia="Times New Roman" w:hAnsi="Times New Roman"/>
+          <w:sz w:val="24"/>
+          <w:szCs w:val="24"/>
+        </w:rPr>
+      </w:pPr>
+      <w:r>
+        <w:rPr>
+          <w:rFonts w:ascii="Times New Roman" w:cs="Times New Roman" w:eastAsia="Times New Roman" w:hAnsi="Times New Roman"/>
+          <w:sz w:val="24"/>
+          <w:szCs w:val="24"/>
+          <w:rtl w:val="0"/>
+        </w:rPr>
+        <w:t xml:space="preserve">Google Maps Integration: Tests the embedded iframe and its attributes</w:t>
+      </w:r>
+    </w:p>
+    <w:p>
+      <w:pPr>
+        <w:numPr>
+          <w:ilvl w:val="0"/>
+          <w:numId w:val="24"/>
+        </w:numPr>
+        <w:ind w:left="720" w:hanging="360"/>
+        <w:rPr>
+          <w:rFonts w:ascii="Times New Roman" w:cs="Times New Roman" w:eastAsia="Times New Roman" w:hAnsi="Times New Roman"/>
+          <w:sz w:val="24"/>
+          <w:szCs w:val="24"/>
+        </w:rPr>
+      </w:pPr>
+      <w:r>
+        <w:rPr>
+          <w:rFonts w:ascii="Times New Roman" w:cs="Times New Roman" w:eastAsia="Times New Roman" w:hAnsi="Times New Roman"/>
+          <w:sz w:val="24"/>
+          <w:szCs w:val="24"/>
+          <w:rtl w:val="0"/>
+        </w:rPr>
+        <w:t xml:space="preserve">Form Interactions: Tests user typing and form submission</w:t>
+      </w:r>
+    </w:p>
+    <w:p>
+      <w:pPr>
+        <w:numPr>
+          <w:ilvl w:val="0"/>
+          <w:numId w:val="24"/>
+        </w:numPr>
+        <w:ind w:left="720" w:hanging="360"/>
+        <w:rPr>
+          <w:rFonts w:ascii="Times New Roman" w:cs="Times New Roman" w:eastAsia="Times New Roman" w:hAnsi="Times New Roman"/>
+          <w:sz w:val="24"/>
+          <w:szCs w:val="24"/>
+        </w:rPr>
+      </w:pPr>
+      <w:r>
+        <w:rPr>
+          <w:rFonts w:ascii="Times New Roman" w:cs="Times New Roman" w:eastAsia="Times New Roman" w:hAnsi="Times New Roman"/>
+          <w:sz w:val="24"/>
+          <w:szCs w:val="24"/>
+          <w:rtl w:val="0"/>
+        </w:rPr>
+        <w:t xml:space="preserve">Form Validation: Tests required fields and email validation</w:t>
+      </w:r>
+    </w:p>
+    <w:p>
+      <w:pPr>
+        <w:numPr>
+          <w:ilvl w:val="0"/>
+          <w:numId w:val="24"/>
+        </w:numPr>
+        <w:ind w:left="720" w:hanging="360"/>
+        <w:rPr>
+          <w:rFonts w:ascii="Times New Roman" w:cs="Times New Roman" w:eastAsia="Times New Roman" w:hAnsi="Times New Roman"/>
+          <w:sz w:val="24"/>
+          <w:szCs w:val="24"/>
+        </w:rPr>
+      </w:pPr>
+      <w:r>
+        <w:rPr>
+          <w:rFonts w:ascii="Times New Roman" w:cs="Times New Roman" w:eastAsia="Times New Roman" w:hAnsi="Times New Roman"/>
+          <w:sz w:val="24"/>
+          <w:szCs w:val="24"/>
+          <w:rtl w:val="0"/>
+        </w:rPr>
+        <w:t xml:space="preserve">Complete User Flow: Tests the entire form-filling process</w:t>
+      </w:r>
+    </w:p>
+    <w:p>
+      <w:pPr>
+        <w:numPr>
+          <w:ilvl w:val="0"/>
+          <w:numId w:val="24"/>
+        </w:numPr>
+        <w:ind w:left="720" w:hanging="360"/>
+        <w:rPr>
+          <w:rFonts w:ascii="Times New Roman" w:cs="Times New Roman" w:eastAsia="Times New Roman" w:hAnsi="Times New Roman"/>
+          <w:sz w:val="24"/>
+          <w:szCs w:val="24"/>
+        </w:rPr>
+      </w:pPr>
+      <w:r>
+        <w:rPr>
+          <w:rFonts w:ascii="Times New Roman" w:cs="Times New Roman" w:eastAsia="Times New Roman" w:hAnsi="Times New Roman"/>
+          <w:sz w:val="24"/>
+          <w:szCs w:val="24"/>
+          <w:rtl w:val="0"/>
+        </w:rPr>
+        <w:t xml:space="preserve">Accessibility: Tests ARIA labels, heading hierarchy, and alt text</w:t>
+      </w:r>
+    </w:p>
+    <w:p>
+      <w:pPr>
+        <w:rPr>
+          <w:rFonts w:ascii="Times New Roman" w:cs="Times New Roman" w:eastAsia="Times New Roman" w:hAnsi="Times New Roman"/>
+          <w:b w:val="1"/>
+          <w:sz w:val="27"/>
+          <w:szCs w:val="27"/>
+        </w:rPr>
+      </w:pPr>
+      <w:r>
+        <w:rPr>
+          <w:rFonts w:ascii="Times New Roman" w:cs="Times New Roman" w:eastAsia="Times New Roman" w:hAnsi="Times New Roman"/>
+          <w:b w:val="1"/>
+          <w:sz w:val="27"/>
+          <w:szCs w:val="27"/>
+          <w:rtl w:val="0"/>
+        </w:rPr>
+        <w:t xml:space="preserve">3. GenerateStory Page Tests (</w:t>
+      </w:r>
+      <w:r>
+        <w:rPr>
+          <w:rFonts w:ascii="Courier New" w:cs="Courier New" w:eastAsia="Courier New" w:hAnsi="Courier New"/>
+          <w:b w:val="1"/>
+          <w:sz w:val="20"/>
+          <w:szCs w:val="20"/>
+          <w:rtl w:val="0"/>
+        </w:rPr>
+        <w:t xml:space="preserve">GenerateStory</w:t>
+      </w:r>
+      <w:r>
+        <w:rPr>
+          <w:rFonts w:ascii="Courier New" w:cs="Courier New" w:eastAsia="Courier New" w:hAnsi="Courier New"/>
+          <w:b w:val="1"/>
+          <w:sz w:val="20"/>
+          <w:szCs w:val="20"/>
+          <w:rtl w:val="0"/>
+        </w:rPr>
+        <w:t xml:space="preserve">.test.js</w:t>
+      </w:r>
+      <w:r>
+        <w:rPr>
+          <w:rFonts w:ascii="Times New Roman" w:cs="Times New Roman" w:eastAsia="Times New Roman" w:hAnsi="Times New Roman"/>
+          <w:b w:val="1"/>
+          <w:sz w:val="27"/>
+          <w:szCs w:val="27"/>
+          <w:rtl w:val="0"/>
+        </w:rPr>
+        <w:t xml:space="preserve">)</w:t>
+      </w:r>
+    </w:p>
+    <w:p>
+      <w:pPr>
+        <w:rPr>
+          <w:rFonts w:ascii="Times New Roman" w:cs="Times New Roman" w:eastAsia="Times New Roman" w:hAnsi="Times New Roman"/>
+          <w:b w:val="1"/>
+          <w:sz w:val="27"/>
+          <w:szCs w:val="27"/>
+        </w:rPr>
+      </w:pPr>
+      <w:r>
+        <w:rPr>
+          <w:rFonts w:ascii="Times New Roman" w:cs="Times New Roman" w:eastAsia="Times New Roman" w:hAnsi="Times New Roman"/>
+          <w:b w:val="1"/>
+          <w:sz w:val="27"/>
+          <w:szCs w:val="27"/>
+          <w:rtl w:val="0"/>
+        </w:rPr>
+        <w:t xml:space="preserve">4. MyStory Page Tests (</w:t>
+      </w:r>
+      <w:r>
+        <w:rPr>
+          <w:rFonts w:ascii="Courier New" w:cs="Courier New" w:eastAsia="Courier New" w:hAnsi="Courier New"/>
+          <w:b w:val="1"/>
+          <w:sz w:val="20"/>
+          <w:szCs w:val="20"/>
+          <w:rtl w:val="0"/>
+        </w:rPr>
+        <w:t xml:space="preserve">MyStory</w:t>
+      </w:r>
+      <w:r>
+        <w:rPr>
+          <w:rFonts w:ascii="Courier New" w:cs="Courier New" w:eastAsia="Courier New" w:hAnsi="Courier New"/>
+          <w:b w:val="1"/>
+          <w:sz w:val="20"/>
+          <w:szCs w:val="20"/>
+          <w:rtl w:val="0"/>
+        </w:rPr>
+        <w:t xml:space="preserve">.test.js</w:t>
+      </w:r>
+      <w:r>
+        <w:rPr>
+          <w:rFonts w:ascii="Times New Roman" w:cs="Times New Roman" w:eastAsia="Times New Roman" w:hAnsi="Times New Roman"/>
+          <w:b w:val="1"/>
+          <w:sz w:val="27"/>
+          <w:szCs w:val="27"/>
+          <w:rtl w:val="0"/>
+        </w:rPr>
+        <w:t xml:space="preserve">)</w:t>
+      </w:r>
+    </w:p>
+    <w:p>
+      <w:pPr>
+        <w:rPr>
+          <w:rFonts w:ascii="Times New Roman" w:cs="Times New Roman" w:eastAsia="Times New Roman" w:hAnsi="Times New Roman"/>
+          <w:b w:val="1"/>
+          <w:sz w:val="27"/>
+          <w:szCs w:val="27"/>
+        </w:rPr>
+      </w:pPr>
+      <w:r>
+        <w:rPr>
+          <w:rFonts w:ascii="Times New Roman" w:cs="Times New Roman" w:eastAsia="Times New Roman" w:hAnsi="Times New Roman"/>
+          <w:b w:val="1"/>
+          <w:sz w:val="27"/>
+          <w:szCs w:val="27"/>
+          <w:rtl w:val="0"/>
+        </w:rPr>
+        <w:t xml:space="preserve">5. SignIn Page Tests (</w:t>
+      </w:r>
+      <w:r>
+        <w:rPr>
+          <w:rFonts w:ascii="Courier New" w:cs="Courier New" w:eastAsia="Courier New" w:hAnsi="Courier New"/>
+          <w:b w:val="1"/>
+          <w:sz w:val="20"/>
+          <w:szCs w:val="20"/>
+          <w:rtl w:val="0"/>
+        </w:rPr>
+        <w:t xml:space="preserve">SignIn.test.js</w:t>
+      </w:r>
+      <w:r>
+        <w:rPr>
+          <w:rFonts w:ascii="Times New Roman" w:cs="Times New Roman" w:eastAsia="Times New Roman" w:hAnsi="Times New Roman"/>
+          <w:b w:val="1"/>
+          <w:sz w:val="27"/>
+          <w:szCs w:val="27"/>
+          <w:rtl w:val="0"/>
+        </w:rPr>
+        <w:t xml:space="preserve">)</w:t>
+      </w:r>
+    </w:p>
+    <w:p>
+      <w:pPr>
+        <w:numPr>
+          <w:ilvl w:val="0"/>
+          <w:numId w:val="5"/>
+        </w:numPr>
+        <w:ind w:left="720" w:hanging="360"/>
+        <w:rPr>
+          <w:rFonts w:ascii="Times New Roman" w:cs="Times New Roman" w:eastAsia="Times New Roman" w:hAnsi="Times New Roman"/>
+          <w:sz w:val="24"/>
+          <w:szCs w:val="24"/>
+        </w:rPr>
+      </w:pPr>
+      <w:r>
+        <w:rPr>
+          <w:rFonts w:ascii="Times New Roman" w:cs="Times New Roman" w:eastAsia="Times New Roman" w:hAnsi="Times New Roman"/>
+          <w:sz w:val="24"/>
+          <w:szCs w:val="24"/>
+          <w:rtl w:val="0"/>
+        </w:rPr>
+        <w:t xml:space="preserve">Component Structure: Tests for all major elements (headings, sections, images)</w:t>
+      </w:r>
+    </w:p>
+    <w:p>
+      <w:pPr>
+        <w:numPr>
+          <w:ilvl w:val="0"/>
+          <w:numId w:val="5"/>
+        </w:numPr>
+        <w:ind w:left="720" w:hanging="360"/>
+        <w:rPr>
+          <w:rFonts w:ascii="Times New Roman" w:cs="Times New Roman" w:eastAsia="Times New Roman" w:hAnsi="Times New Roman"/>
+          <w:sz w:val="24"/>
+          <w:szCs w:val="24"/>
+          <w:u w:val="none"/>
+        </w:rPr>
+      </w:pPr>
+      <w:r>
+        <w:rPr>
+          <w:rFonts w:ascii="Times New Roman" w:cs="Times New Roman" w:eastAsia="Times New Roman" w:hAnsi="Times New Roman"/>
+          <w:sz w:val="24"/>
+          <w:szCs w:val="24"/>
+          <w:rtl w:val="0"/>
+        </w:rPr>
+        <w:t xml:space="preserve">Form Submission: Tests that form data is passed correctly to the signup hook and empty field submissions</w:t>
+      </w:r>
+    </w:p>
+    <w:p>
+      <w:pPr>
+        <w:numPr>
+          <w:ilvl w:val="0"/>
+          <w:numId w:val="5"/>
+        </w:numPr>
+        <w:ind w:left="720" w:hanging="360"/>
+        <w:rPr>
+          <w:rFonts w:ascii="Times New Roman" w:cs="Times New Roman" w:eastAsia="Times New Roman" w:hAnsi="Times New Roman"/>
+          <w:sz w:val="24"/>
+          <w:szCs w:val="24"/>
+        </w:rPr>
+      </w:pPr>
+      <w:r>
+        <w:rPr>
+          <w:rFonts w:ascii="Times New Roman" w:cs="Times New Roman" w:eastAsia="Times New Roman" w:hAnsi="Times New Roman"/>
+          <w:sz w:val="24"/>
+          <w:szCs w:val="24"/>
+          <w:rtl w:val="0"/>
+        </w:rPr>
+        <w:t xml:space="preserve">Form Validation: Tests user input handling and verifies correct input types (email, password)</w:t>
+      </w:r>
+    </w:p>
+    <w:p>
+      <w:pPr>
+        <w:numPr>
+          <w:ilvl w:val="0"/>
+          <w:numId w:val="5"/>
+        </w:numPr>
+        <w:ind w:left="720" w:hanging="360"/>
+        <w:rPr>
+          <w:rFonts w:ascii="Times New Roman" w:cs="Times New Roman" w:eastAsia="Times New Roman" w:hAnsi="Times New Roman"/>
+          <w:sz w:val="24"/>
+          <w:szCs w:val="24"/>
+          <w:u w:val="none"/>
+        </w:rPr>
+      </w:pPr>
+      <w:r>
+        <w:rPr>
+          <w:rFonts w:ascii="Times New Roman" w:cs="Times New Roman" w:eastAsia="Times New Roman" w:hAnsi="Times New Roman"/>
+          <w:sz w:val="24"/>
+          <w:szCs w:val="24"/>
+          <w:rtl w:val="0"/>
+        </w:rPr>
+        <w:t xml:space="preserve">Loading State: Tests button disabled state during loading</w:t>
+      </w:r>
+    </w:p>
+    <w:p>
+      <w:pPr>
+        <w:numPr>
+          <w:ilvl w:val="0"/>
+          <w:numId w:val="5"/>
+        </w:numPr>
+        <w:ind w:left="720" w:hanging="360"/>
+        <w:rPr>
+          <w:rFonts w:ascii="Times New Roman" w:cs="Times New Roman" w:eastAsia="Times New Roman" w:hAnsi="Times New Roman"/>
+          <w:sz w:val="24"/>
+          <w:szCs w:val="24"/>
+          <w:u w:val="none"/>
+        </w:rPr>
+      </w:pPr>
+      <w:r>
+        <w:rPr>
+          <w:rFonts w:ascii="Times New Roman" w:cs="Times New Roman" w:eastAsia="Times New Roman" w:hAnsi="Times New Roman"/>
+          <w:sz w:val="24"/>
+          <w:szCs w:val="24"/>
+          <w:rtl w:val="0"/>
+        </w:rPr>
+        <w:t xml:space="preserve">Hook Integration: Tests integration with the useSignUp custom hook</w:t>
+      </w:r>
+    </w:p>
+    <w:p>
+      <w:pPr>
+        <w:numPr>
+          <w:ilvl w:val="0"/>
+          <w:numId w:val="5"/>
+        </w:numPr>
+        <w:ind w:left="720" w:hanging="360"/>
+        <w:rPr>
+          <w:rFonts w:ascii="Times New Roman" w:cs="Times New Roman" w:eastAsia="Times New Roman" w:hAnsi="Times New Roman"/>
+          <w:sz w:val="24"/>
+          <w:szCs w:val="24"/>
+          <w:u w:val="none"/>
+        </w:rPr>
+      </w:pPr>
+      <w:r>
+        <w:rPr>
+          <w:rFonts w:ascii="Times New Roman" w:cs="Times New Roman" w:eastAsia="Times New Roman" w:hAnsi="Times New Roman"/>
+          <w:sz w:val="24"/>
+          <w:szCs w:val="24"/>
+          <w:rtl w:val="0"/>
+        </w:rPr>
+        <w:t xml:space="preserve">Accessibility: Tests form structure for screen readers and ensures interactive elements are accessible</w:t>
+      </w:r>
+    </w:p>
+    <w:p>
+      <w:pPr>
+        <w:rPr>
+          <w:rFonts w:ascii="Times New Roman" w:cs="Times New Roman" w:eastAsia="Times New Roman" w:hAnsi="Times New Roman"/>
+          <w:b w:val="1"/>
+          <w:sz w:val="27"/>
+          <w:szCs w:val="27"/>
+        </w:rPr>
+      </w:pPr>
+      <w:r>
+        <w:rPr>
+          <w:rFonts w:ascii="Times New Roman" w:cs="Times New Roman" w:eastAsia="Times New Roman" w:hAnsi="Times New Roman"/>
+          <w:b w:val="1"/>
+          <w:sz w:val="27"/>
+          <w:szCs w:val="27"/>
+          <w:rtl w:val="0"/>
+        </w:rPr>
+        <w:t xml:space="preserve">6. SignUp Page Tests (</w:t>
+      </w:r>
+      <w:r>
+        <w:rPr>
+          <w:rFonts w:ascii="Courier New" w:cs="Courier New" w:eastAsia="Courier New" w:hAnsi="Courier New"/>
+          <w:b w:val="1"/>
+          <w:sz w:val="20"/>
+          <w:szCs w:val="20"/>
+          <w:rtl w:val="0"/>
+        </w:rPr>
+        <w:t xml:space="preserve">SignUp.test.js</w:t>
+      </w:r>
+      <w:r>
+        <w:rPr>
+          <w:rFonts w:ascii="Times New Roman" w:cs="Times New Roman" w:eastAsia="Times New Roman" w:hAnsi="Times New Roman"/>
+          <w:b w:val="1"/>
+          <w:sz w:val="27"/>
+          <w:szCs w:val="27"/>
+          <w:rtl w:val="0"/>
+        </w:rPr>
+        <w:t xml:space="preserve">)</w:t>
+      </w:r>
+    </w:p>
+    <w:p>
+      <w:pPr>
+        <w:numPr>
+          <w:ilvl w:val="0"/>
+          <w:numId w:val="2"/>
+        </w:numPr>
+        <w:ind w:left="720" w:hanging="360"/>
+        <w:rPr>
+          <w:rFonts w:ascii="Times New Roman" w:cs="Times New Roman" w:eastAsia="Times New Roman" w:hAnsi="Times New Roman"/>
+          <w:sz w:val="24"/>
+          <w:szCs w:val="24"/>
+        </w:rPr>
+      </w:pPr>
+      <w:r>
+        <w:rPr>
+          <w:rFonts w:ascii="Times New Roman" w:cs="Times New Roman" w:eastAsia="Times New Roman" w:hAnsi="Times New Roman"/>
+          <w:sz w:val="24"/>
+          <w:szCs w:val="24"/>
+          <w:rtl w:val="0"/>
+        </w:rPr>
+        <w:t xml:space="preserve">Component Structure: Tests for all major elements (headings, sections, images)</w:t>
+      </w:r>
+    </w:p>
+    <w:p>
+      <w:pPr>
+        <w:numPr>
+          <w:ilvl w:val="0"/>
+          <w:numId w:val="2"/>
+        </w:numPr>
+        <w:ind w:left="720" w:hanging="360"/>
+        <w:rPr>
+          <w:rFonts w:ascii="Times New Roman" w:cs="Times New Roman" w:eastAsia="Times New Roman" w:hAnsi="Times New Roman"/>
+          <w:sz w:val="24"/>
+          <w:szCs w:val="24"/>
+        </w:rPr>
+      </w:pPr>
+      <w:r>
+        <w:rPr>
+          <w:rFonts w:ascii="Times New Roman" w:cs="Times New Roman" w:eastAsia="Times New Roman" w:hAnsi="Times New Roman"/>
+          <w:sz w:val="24"/>
+          <w:szCs w:val="24"/>
+          <w:rtl w:val="0"/>
+        </w:rPr>
+        <w:t xml:space="preserve">Form Submission: Tests that form data is passed correctly to the login hook and empty field submissions</w:t>
+      </w:r>
+    </w:p>
+    <w:p>
+      <w:pPr>
+        <w:numPr>
+          <w:ilvl w:val="0"/>
+          <w:numId w:val="2"/>
+        </w:numPr>
+        <w:ind w:left="720" w:hanging="360"/>
+        <w:rPr>
+          <w:rFonts w:ascii="Times New Roman" w:cs="Times New Roman" w:eastAsia="Times New Roman" w:hAnsi="Times New Roman"/>
+          <w:sz w:val="24"/>
+          <w:szCs w:val="24"/>
+        </w:rPr>
+      </w:pPr>
+      <w:r>
+        <w:rPr>
+          <w:rFonts w:ascii="Times New Roman" w:cs="Times New Roman" w:eastAsia="Times New Roman" w:hAnsi="Times New Roman"/>
+          <w:sz w:val="24"/>
+          <w:szCs w:val="24"/>
+          <w:rtl w:val="0"/>
+        </w:rPr>
+        <w:t xml:space="preserve">Form Validation: Tests user input handling and verifies correct input types (email, password)</w:t>
+      </w:r>
+    </w:p>
+    <w:p>
+      <w:pPr>
+        <w:numPr>
+          <w:ilvl w:val="0"/>
+          <w:numId w:val="2"/>
+        </w:numPr>
+        <w:ind w:left="720" w:hanging="360"/>
+        <w:rPr>
+          <w:rFonts w:ascii="Times New Roman" w:cs="Times New Roman" w:eastAsia="Times New Roman" w:hAnsi="Times New Roman"/>
+          <w:sz w:val="24"/>
+          <w:szCs w:val="24"/>
+        </w:rPr>
+      </w:pPr>
+      <w:r>
+        <w:rPr>
+          <w:rFonts w:ascii="Times New Roman" w:cs="Times New Roman" w:eastAsia="Times New Roman" w:hAnsi="Times New Roman"/>
+          <w:sz w:val="24"/>
+          <w:szCs w:val="24"/>
+          <w:rtl w:val="0"/>
+        </w:rPr>
+        <w:t xml:space="preserve">Loading State: Tests button disabled state during loading</w:t>
+      </w:r>
+    </w:p>
+    <w:p>
+      <w:pPr>
+        <w:numPr>
+          <w:ilvl w:val="0"/>
+          <w:numId w:val="2"/>
+        </w:numPr>
+        <w:ind w:left="720" w:hanging="360"/>
+        <w:rPr>
+          <w:rFonts w:ascii="Times New Roman" w:cs="Times New Roman" w:eastAsia="Times New Roman" w:hAnsi="Times New Roman"/>
+          <w:sz w:val="24"/>
+          <w:szCs w:val="24"/>
+          <w:u w:val="none"/>
+        </w:rPr>
+      </w:pPr>
+      <w:r>
+        <w:rPr>
+          <w:rFonts w:ascii="Times New Roman" w:cs="Times New Roman" w:eastAsia="Times New Roman" w:hAnsi="Times New Roman"/>
+          <w:sz w:val="24"/>
+          <w:szCs w:val="24"/>
+          <w:rtl w:val="0"/>
+        </w:rPr>
+        <w:t xml:space="preserve">Google OAuth Integration: Tests Google login hook initialization and token response handling</w:t>
+      </w:r>
+    </w:p>
+    <w:p>
+      <w:pPr>
+        <w:numPr>
+          <w:ilvl w:val="0"/>
+          <w:numId w:val="2"/>
+        </w:numPr>
+        <w:ind w:left="720" w:hanging="360"/>
+        <w:rPr>
+          <w:rFonts w:ascii="Times New Roman" w:cs="Times New Roman" w:eastAsia="Times New Roman" w:hAnsi="Times New Roman"/>
+          <w:sz w:val="24"/>
+          <w:szCs w:val="24"/>
+        </w:rPr>
+      </w:pPr>
+      <w:r>
+        <w:rPr>
+          <w:rFonts w:ascii="Times New Roman" w:cs="Times New Roman" w:eastAsia="Times New Roman" w:hAnsi="Times New Roman"/>
+          <w:sz w:val="24"/>
+          <w:szCs w:val="24"/>
+          <w:rtl w:val="0"/>
+        </w:rPr>
+        <w:t xml:space="preserve">Hook Integration: Tests integration with the useLogin custom hook</w:t>
+      </w:r>
+    </w:p>
+    <w:p>
+      <w:pPr>
+        <w:numPr>
+          <w:ilvl w:val="0"/>
+          <w:numId w:val="2"/>
+        </w:numPr>
+        <w:ind w:left="720" w:hanging="360"/>
+        <w:rPr>
+          <w:rFonts w:ascii="Times New Roman" w:cs="Times New Roman" w:eastAsia="Times New Roman" w:hAnsi="Times New Roman"/>
+          <w:sz w:val="24"/>
+          <w:szCs w:val="24"/>
+        </w:rPr>
+      </w:pPr>
+      <w:r>
+        <w:rPr>
+          <w:rFonts w:ascii="Times New Roman" w:cs="Times New Roman" w:eastAsia="Times New Roman" w:hAnsi="Times New Roman"/>
+          <w:sz w:val="24"/>
+          <w:szCs w:val="24"/>
+          <w:rtl w:val="0"/>
+        </w:rPr>
+        <w:t xml:space="preserve">Accessibility: Tests form structure for screen readers and ensures interactive elements are accessible</w:t>
       </w:r>
     </w:p>
     <w:p>
@@ -9783,7 +10805,7 @@
       <w:pPr>
         <w:numPr>
           <w:ilvl w:val="0"/>
-          <w:numId w:val="2"/>
+          <w:numId w:val="3"/>
         </w:numPr>
         <w:ind w:left="720" w:hanging="360"/>
       </w:pPr>
@@ -9838,7 +10860,7 @@
       <w:pPr>
         <w:numPr>
           <w:ilvl w:val="0"/>
-          <w:numId w:val="2"/>
+          <w:numId w:val="3"/>
         </w:numPr>
         <w:ind w:left="720" w:hanging="360"/>
       </w:pPr>
@@ -10622,21 +11644,20 @@
   <w:abstractNum w:abstractNumId="2">
     <w:lvl w:ilvl="0">
       <w:start w:val="1"/>
-      <w:numFmt w:val="decimal"/>
-      <w:lvlText w:val="%1."/>
-      <w:lvlJc w:val="left"/>
-      <w:pPr>
-        <w:ind w:left="720" w:hanging="360"/>
-      </w:pPr>
-      <w:rPr>
-        <w:color w:val="0e101a"/>
+      <w:numFmt w:val="bullet"/>
+      <w:lvlText w:val="●"/>
+      <w:lvlJc w:val="left"/>
+      <w:pPr>
+        <w:ind w:left="720" w:hanging="360"/>
+      </w:pPr>
+      <w:rPr>
         <w:u w:val="none"/>
       </w:rPr>
     </w:lvl>
     <w:lvl w:ilvl="1">
       <w:start w:val="1"/>
-      <w:numFmt w:val="lowerLetter"/>
-      <w:lvlText w:val="%2."/>
+      <w:numFmt w:val="bullet"/>
+      <w:lvlText w:val="○"/>
       <w:lvlJc w:val="left"/>
       <w:pPr>
         <w:ind w:left="1440" w:hanging="360"/>
@@ -10647,8 +11668,8 @@
     </w:lvl>
     <w:lvl w:ilvl="2">
       <w:start w:val="1"/>
-      <w:numFmt w:val="lowerRoman"/>
-      <w:lvlText w:val="%3."/>
+      <w:numFmt w:val="bullet"/>
+      <w:lvlText w:val="■"/>
       <w:lvlJc w:val="left"/>
       <w:pPr>
         <w:ind w:left="2160" w:hanging="360"/>
@@ -10659,8 +11680,8 @@
     </w:lvl>
     <w:lvl w:ilvl="3">
       <w:start w:val="1"/>
-      <w:numFmt w:val="decimal"/>
-      <w:lvlText w:val="%4."/>
+      <w:numFmt w:val="bullet"/>
+      <w:lvlText w:val="●"/>
       <w:lvlJc w:val="left"/>
       <w:pPr>
         <w:ind w:left="2880" w:hanging="360"/>
@@ -10671,8 +11692,8 @@
     </w:lvl>
     <w:lvl w:ilvl="4">
       <w:start w:val="1"/>
-      <w:numFmt w:val="lowerLetter"/>
-      <w:lvlText w:val="%5."/>
+      <w:numFmt w:val="bullet"/>
+      <w:lvlText w:val="○"/>
       <w:lvlJc w:val="left"/>
       <w:pPr>
         <w:ind w:left="3600" w:hanging="360"/>
@@ -10683,8 +11704,8 @@
     </w:lvl>
     <w:lvl w:ilvl="5">
       <w:start w:val="1"/>
-      <w:numFmt w:val="lowerRoman"/>
-      <w:lvlText w:val="%6."/>
+      <w:numFmt w:val="bullet"/>
+      <w:lvlText w:val="■"/>
       <w:lvlJc w:val="left"/>
       <w:pPr>
         <w:ind w:left="4320" w:hanging="360"/>
@@ -10695,8 +11716,8 @@
     </w:lvl>
     <w:lvl w:ilvl="6">
       <w:start w:val="1"/>
-      <w:numFmt w:val="decimal"/>
-      <w:lvlText w:val="%7."/>
+      <w:numFmt w:val="bullet"/>
+      <w:lvlText w:val="●"/>
       <w:lvlJc w:val="left"/>
       <w:pPr>
         <w:ind w:left="5040" w:hanging="360"/>
@@ -10707,8 +11728,8 @@
     </w:lvl>
     <w:lvl w:ilvl="7">
       <w:start w:val="1"/>
-      <w:numFmt w:val="lowerLetter"/>
-      <w:lvlText w:val="%8."/>
+      <w:numFmt w:val="bullet"/>
+      <w:lvlText w:val="○"/>
       <w:lvlJc w:val="left"/>
       <w:pPr>
         <w:ind w:left="5760" w:hanging="360"/>
@@ -10719,8 +11740,8 @@
     </w:lvl>
     <w:lvl w:ilvl="8">
       <w:start w:val="1"/>
-      <w:numFmt w:val="lowerRoman"/>
-      <w:lvlText w:val="%9."/>
+      <w:numFmt w:val="bullet"/>
+      <w:lvlText w:val="■"/>
       <w:lvlJc w:val="left"/>
       <w:pPr>
         <w:ind w:left="6480" w:hanging="360"/>
@@ -10733,20 +11754,21 @@
   <w:abstractNum w:abstractNumId="3">
     <w:lvl w:ilvl="0">
       <w:start w:val="1"/>
-      <w:numFmt w:val="bullet"/>
-      <w:lvlText w:val="●"/>
-      <w:lvlJc w:val="left"/>
-      <w:pPr>
-        <w:ind w:left="720" w:hanging="360"/>
-      </w:pPr>
-      <w:rPr>
+      <w:numFmt w:val="decimal"/>
+      <w:lvlText w:val="%1."/>
+      <w:lvlJc w:val="left"/>
+      <w:pPr>
+        <w:ind w:left="720" w:hanging="360"/>
+      </w:pPr>
+      <w:rPr>
+        <w:color w:val="0e101a"/>
         <w:u w:val="none"/>
       </w:rPr>
     </w:lvl>
     <w:lvl w:ilvl="1">
       <w:start w:val="1"/>
-      <w:numFmt w:val="bullet"/>
-      <w:lvlText w:val="○"/>
+      <w:numFmt w:val="lowerLetter"/>
+      <w:lvlText w:val="%2."/>
       <w:lvlJc w:val="left"/>
       <w:pPr>
         <w:ind w:left="1440" w:hanging="360"/>
@@ -10757,8 +11779,8 @@
     </w:lvl>
     <w:lvl w:ilvl="2">
       <w:start w:val="1"/>
-      <w:numFmt w:val="bullet"/>
-      <w:lvlText w:val="■"/>
+      <w:numFmt w:val="lowerRoman"/>
+      <w:lvlText w:val="%3."/>
       <w:lvlJc w:val="left"/>
       <w:pPr>
         <w:ind w:left="2160" w:hanging="360"/>
@@ -10769,8 +11791,8 @@
     </w:lvl>
     <w:lvl w:ilvl="3">
       <w:start w:val="1"/>
-      <w:numFmt w:val="bullet"/>
-      <w:lvlText w:val="●"/>
+      <w:numFmt w:val="decimal"/>
+      <w:lvlText w:val="%4."/>
       <w:lvlJc w:val="left"/>
       <w:pPr>
         <w:ind w:left="2880" w:hanging="360"/>
@@ -10781,8 +11803,8 @@
     </w:lvl>
     <w:lvl w:ilvl="4">
       <w:start w:val="1"/>
-      <w:numFmt w:val="bullet"/>
-      <w:lvlText w:val="○"/>
+      <w:numFmt w:val="lowerLetter"/>
+      <w:lvlText w:val="%5."/>
       <w:lvlJc w:val="left"/>
       <w:pPr>
         <w:ind w:left="3600" w:hanging="360"/>
@@ -10793,8 +11815,8 @@
     </w:lvl>
     <w:lvl w:ilvl="5">
       <w:start w:val="1"/>
-      <w:numFmt w:val="bullet"/>
-      <w:lvlText w:val="■"/>
+      <w:numFmt w:val="lowerRoman"/>
+      <w:lvlText w:val="%6."/>
       <w:lvlJc w:val="left"/>
       <w:pPr>
         <w:ind w:left="4320" w:hanging="360"/>
@@ -10805,8 +11827,8 @@
     </w:lvl>
     <w:lvl w:ilvl="6">
       <w:start w:val="1"/>
-      <w:numFmt w:val="bullet"/>
-      <w:lvlText w:val="●"/>
+      <w:numFmt w:val="decimal"/>
+      <w:lvlText w:val="%7."/>
       <w:lvlJc w:val="left"/>
       <w:pPr>
         <w:ind w:left="5040" w:hanging="360"/>
@@ -10817,8 +11839,8 @@
     </w:lvl>
     <w:lvl w:ilvl="7">
       <w:start w:val="1"/>
-      <w:numFmt w:val="bullet"/>
-      <w:lvlText w:val="○"/>
+      <w:numFmt w:val="lowerLetter"/>
+      <w:lvlText w:val="%8."/>
       <w:lvlJc w:val="left"/>
       <w:pPr>
         <w:ind w:left="5760" w:hanging="360"/>
@@ -10829,8 +11851,8 @@
     </w:lvl>
     <w:lvl w:ilvl="8">
       <w:start w:val="1"/>
-      <w:numFmt w:val="bullet"/>
-      <w:lvlText w:val="■"/>
+      <w:numFmt w:val="lowerRoman"/>
+      <w:lvlText w:val="%9."/>
       <w:lvlJc w:val="left"/>
       <w:pPr>
         <w:ind w:left="6480" w:hanging="360"/>
@@ -11613,6 +12635,226 @@
   <w:abstractNum w:abstractNumId="11">
     <w:lvl w:ilvl="0">
       <w:start w:val="1"/>
+      <w:numFmt w:val="bullet"/>
+      <w:lvlText w:val="●"/>
+      <w:lvlJc w:val="left"/>
+      <w:pPr>
+        <w:ind w:left="720" w:hanging="360"/>
+      </w:pPr>
+      <w:rPr>
+        <w:u w:val="none"/>
+      </w:rPr>
+    </w:lvl>
+    <w:lvl w:ilvl="1">
+      <w:start w:val="1"/>
+      <w:numFmt w:val="bullet"/>
+      <w:lvlText w:val="○"/>
+      <w:lvlJc w:val="left"/>
+      <w:pPr>
+        <w:ind w:left="1440" w:hanging="360"/>
+      </w:pPr>
+      <w:rPr>
+        <w:u w:val="none"/>
+      </w:rPr>
+    </w:lvl>
+    <w:lvl w:ilvl="2">
+      <w:start w:val="1"/>
+      <w:numFmt w:val="bullet"/>
+      <w:lvlText w:val="■"/>
+      <w:lvlJc w:val="left"/>
+      <w:pPr>
+        <w:ind w:left="2160" w:hanging="360"/>
+      </w:pPr>
+      <w:rPr>
+        <w:u w:val="none"/>
+      </w:rPr>
+    </w:lvl>
+    <w:lvl w:ilvl="3">
+      <w:start w:val="1"/>
+      <w:numFmt w:val="bullet"/>
+      <w:lvlText w:val="●"/>
+      <w:lvlJc w:val="left"/>
+      <w:pPr>
+        <w:ind w:left="2880" w:hanging="360"/>
+      </w:pPr>
+      <w:rPr>
+        <w:u w:val="none"/>
+      </w:rPr>
+    </w:lvl>
+    <w:lvl w:ilvl="4">
+      <w:start w:val="1"/>
+      <w:numFmt w:val="bullet"/>
+      <w:lvlText w:val="○"/>
+      <w:lvlJc w:val="left"/>
+      <w:pPr>
+        <w:ind w:left="3600" w:hanging="360"/>
+      </w:pPr>
+      <w:rPr>
+        <w:u w:val="none"/>
+      </w:rPr>
+    </w:lvl>
+    <w:lvl w:ilvl="5">
+      <w:start w:val="1"/>
+      <w:numFmt w:val="bullet"/>
+      <w:lvlText w:val="■"/>
+      <w:lvlJc w:val="left"/>
+      <w:pPr>
+        <w:ind w:left="4320" w:hanging="360"/>
+      </w:pPr>
+      <w:rPr>
+        <w:u w:val="none"/>
+      </w:rPr>
+    </w:lvl>
+    <w:lvl w:ilvl="6">
+      <w:start w:val="1"/>
+      <w:numFmt w:val="bullet"/>
+      <w:lvlText w:val="●"/>
+      <w:lvlJc w:val="left"/>
+      <w:pPr>
+        <w:ind w:left="5040" w:hanging="360"/>
+      </w:pPr>
+      <w:rPr>
+        <w:u w:val="none"/>
+      </w:rPr>
+    </w:lvl>
+    <w:lvl w:ilvl="7">
+      <w:start w:val="1"/>
+      <w:numFmt w:val="bullet"/>
+      <w:lvlText w:val="○"/>
+      <w:lvlJc w:val="left"/>
+      <w:pPr>
+        <w:ind w:left="5760" w:hanging="360"/>
+      </w:pPr>
+      <w:rPr>
+        <w:u w:val="none"/>
+      </w:rPr>
+    </w:lvl>
+    <w:lvl w:ilvl="8">
+      <w:start w:val="1"/>
+      <w:numFmt w:val="bullet"/>
+      <w:lvlText w:val="■"/>
+      <w:lvlJc w:val="left"/>
+      <w:pPr>
+        <w:ind w:left="6480" w:hanging="360"/>
+      </w:pPr>
+      <w:rPr>
+        <w:u w:val="none"/>
+      </w:rPr>
+    </w:lvl>
+  </w:abstractNum>
+  <w:abstractNum w:abstractNumId="12">
+    <w:lvl w:ilvl="0">
+      <w:start w:val="1"/>
+      <w:numFmt w:val="bullet"/>
+      <w:lvlText w:val="●"/>
+      <w:lvlJc w:val="left"/>
+      <w:pPr>
+        <w:ind w:left="720" w:hanging="360"/>
+      </w:pPr>
+      <w:rPr>
+        <w:u w:val="none"/>
+      </w:rPr>
+    </w:lvl>
+    <w:lvl w:ilvl="1">
+      <w:start w:val="1"/>
+      <w:numFmt w:val="bullet"/>
+      <w:lvlText w:val="○"/>
+      <w:lvlJc w:val="left"/>
+      <w:pPr>
+        <w:ind w:left="1440" w:hanging="360"/>
+      </w:pPr>
+      <w:rPr>
+        <w:u w:val="none"/>
+      </w:rPr>
+    </w:lvl>
+    <w:lvl w:ilvl="2">
+      <w:start w:val="1"/>
+      <w:numFmt w:val="bullet"/>
+      <w:lvlText w:val="■"/>
+      <w:lvlJc w:val="left"/>
+      <w:pPr>
+        <w:ind w:left="2160" w:hanging="360"/>
+      </w:pPr>
+      <w:rPr>
+        <w:u w:val="none"/>
+      </w:rPr>
+    </w:lvl>
+    <w:lvl w:ilvl="3">
+      <w:start w:val="1"/>
+      <w:numFmt w:val="bullet"/>
+      <w:lvlText w:val="●"/>
+      <w:lvlJc w:val="left"/>
+      <w:pPr>
+        <w:ind w:left="2880" w:hanging="360"/>
+      </w:pPr>
+      <w:rPr>
+        <w:u w:val="none"/>
+      </w:rPr>
+    </w:lvl>
+    <w:lvl w:ilvl="4">
+      <w:start w:val="1"/>
+      <w:numFmt w:val="bullet"/>
+      <w:lvlText w:val="○"/>
+      <w:lvlJc w:val="left"/>
+      <w:pPr>
+        <w:ind w:left="3600" w:hanging="360"/>
+      </w:pPr>
+      <w:rPr>
+        <w:u w:val="none"/>
+      </w:rPr>
+    </w:lvl>
+    <w:lvl w:ilvl="5">
+      <w:start w:val="1"/>
+      <w:numFmt w:val="bullet"/>
+      <w:lvlText w:val="■"/>
+      <w:lvlJc w:val="left"/>
+      <w:pPr>
+        <w:ind w:left="4320" w:hanging="360"/>
+      </w:pPr>
+      <w:rPr>
+        <w:u w:val="none"/>
+      </w:rPr>
+    </w:lvl>
+    <w:lvl w:ilvl="6">
+      <w:start w:val="1"/>
+      <w:numFmt w:val="bullet"/>
+      <w:lvlText w:val="●"/>
+      <w:lvlJc w:val="left"/>
+      <w:pPr>
+        <w:ind w:left="5040" w:hanging="360"/>
+      </w:pPr>
+      <w:rPr>
+        <w:u w:val="none"/>
+      </w:rPr>
+    </w:lvl>
+    <w:lvl w:ilvl="7">
+      <w:start w:val="1"/>
+      <w:numFmt w:val="bullet"/>
+      <w:lvlText w:val="○"/>
+      <w:lvlJc w:val="left"/>
+      <w:pPr>
+        <w:ind w:left="5760" w:hanging="360"/>
+      </w:pPr>
+      <w:rPr>
+        <w:u w:val="none"/>
+      </w:rPr>
+    </w:lvl>
+    <w:lvl w:ilvl="8">
+      <w:start w:val="1"/>
+      <w:numFmt w:val="bullet"/>
+      <w:lvlText w:val="■"/>
+      <w:lvlJc w:val="left"/>
+      <w:pPr>
+        <w:ind w:left="6480" w:hanging="360"/>
+      </w:pPr>
+      <w:rPr>
+        <w:u w:val="none"/>
+      </w:rPr>
+    </w:lvl>
+  </w:abstractNum>
+  <w:abstractNum w:abstractNumId="13">
+    <w:lvl w:ilvl="0">
+      <w:start w:val="1"/>
       <w:numFmt w:val="decimal"/>
       <w:lvlText w:val="%1."/>
       <w:lvlJc w:val="left"/>
@@ -11720,226 +12962,6 @@
       </w:rPr>
     </w:lvl>
   </w:abstractNum>
-  <w:abstractNum w:abstractNumId="12">
-    <w:lvl w:ilvl="0">
-      <w:start w:val="1"/>
-      <w:numFmt w:val="bullet"/>
-      <w:lvlText w:val="●"/>
-      <w:lvlJc w:val="left"/>
-      <w:pPr>
-        <w:ind w:left="720" w:hanging="360"/>
-      </w:pPr>
-      <w:rPr>
-        <w:u w:val="none"/>
-      </w:rPr>
-    </w:lvl>
-    <w:lvl w:ilvl="1">
-      <w:start w:val="1"/>
-      <w:numFmt w:val="bullet"/>
-      <w:lvlText w:val="○"/>
-      <w:lvlJc w:val="left"/>
-      <w:pPr>
-        <w:ind w:left="1440" w:hanging="360"/>
-      </w:pPr>
-      <w:rPr>
-        <w:u w:val="none"/>
-      </w:rPr>
-    </w:lvl>
-    <w:lvl w:ilvl="2">
-      <w:start w:val="1"/>
-      <w:numFmt w:val="bullet"/>
-      <w:lvlText w:val="■"/>
-      <w:lvlJc w:val="left"/>
-      <w:pPr>
-        <w:ind w:left="2160" w:hanging="360"/>
-      </w:pPr>
-      <w:rPr>
-        <w:u w:val="none"/>
-      </w:rPr>
-    </w:lvl>
-    <w:lvl w:ilvl="3">
-      <w:start w:val="1"/>
-      <w:numFmt w:val="bullet"/>
-      <w:lvlText w:val="●"/>
-      <w:lvlJc w:val="left"/>
-      <w:pPr>
-        <w:ind w:left="2880" w:hanging="360"/>
-      </w:pPr>
-      <w:rPr>
-        <w:u w:val="none"/>
-      </w:rPr>
-    </w:lvl>
-    <w:lvl w:ilvl="4">
-      <w:start w:val="1"/>
-      <w:numFmt w:val="bullet"/>
-      <w:lvlText w:val="○"/>
-      <w:lvlJc w:val="left"/>
-      <w:pPr>
-        <w:ind w:left="3600" w:hanging="360"/>
-      </w:pPr>
-      <w:rPr>
-        <w:u w:val="none"/>
-      </w:rPr>
-    </w:lvl>
-    <w:lvl w:ilvl="5">
-      <w:start w:val="1"/>
-      <w:numFmt w:val="bullet"/>
-      <w:lvlText w:val="■"/>
-      <w:lvlJc w:val="left"/>
-      <w:pPr>
-        <w:ind w:left="4320" w:hanging="360"/>
-      </w:pPr>
-      <w:rPr>
-        <w:u w:val="none"/>
-      </w:rPr>
-    </w:lvl>
-    <w:lvl w:ilvl="6">
-      <w:start w:val="1"/>
-      <w:numFmt w:val="bullet"/>
-      <w:lvlText w:val="●"/>
-      <w:lvlJc w:val="left"/>
-      <w:pPr>
-        <w:ind w:left="5040" w:hanging="360"/>
-      </w:pPr>
-      <w:rPr>
-        <w:u w:val="none"/>
-      </w:rPr>
-    </w:lvl>
-    <w:lvl w:ilvl="7">
-      <w:start w:val="1"/>
-      <w:numFmt w:val="bullet"/>
-      <w:lvlText w:val="○"/>
-      <w:lvlJc w:val="left"/>
-      <w:pPr>
-        <w:ind w:left="5760" w:hanging="360"/>
-      </w:pPr>
-      <w:rPr>
-        <w:u w:val="none"/>
-      </w:rPr>
-    </w:lvl>
-    <w:lvl w:ilvl="8">
-      <w:start w:val="1"/>
-      <w:numFmt w:val="bullet"/>
-      <w:lvlText w:val="■"/>
-      <w:lvlJc w:val="left"/>
-      <w:pPr>
-        <w:ind w:left="6480" w:hanging="360"/>
-      </w:pPr>
-      <w:rPr>
-        <w:u w:val="none"/>
-      </w:rPr>
-    </w:lvl>
-  </w:abstractNum>
-  <w:abstractNum w:abstractNumId="13">
-    <w:lvl w:ilvl="0">
-      <w:start w:val="1"/>
-      <w:numFmt w:val="bullet"/>
-      <w:lvlText w:val="●"/>
-      <w:lvlJc w:val="left"/>
-      <w:pPr>
-        <w:ind w:left="720" w:hanging="360"/>
-      </w:pPr>
-      <w:rPr>
-        <w:u w:val="none"/>
-      </w:rPr>
-    </w:lvl>
-    <w:lvl w:ilvl="1">
-      <w:start w:val="1"/>
-      <w:numFmt w:val="bullet"/>
-      <w:lvlText w:val="○"/>
-      <w:lvlJc w:val="left"/>
-      <w:pPr>
-        <w:ind w:left="1440" w:hanging="360"/>
-      </w:pPr>
-      <w:rPr>
-        <w:u w:val="none"/>
-      </w:rPr>
-    </w:lvl>
-    <w:lvl w:ilvl="2">
-      <w:start w:val="1"/>
-      <w:numFmt w:val="bullet"/>
-      <w:lvlText w:val="■"/>
-      <w:lvlJc w:val="left"/>
-      <w:pPr>
-        <w:ind w:left="2160" w:hanging="360"/>
-      </w:pPr>
-      <w:rPr>
-        <w:u w:val="none"/>
-      </w:rPr>
-    </w:lvl>
-    <w:lvl w:ilvl="3">
-      <w:start w:val="1"/>
-      <w:numFmt w:val="bullet"/>
-      <w:lvlText w:val="●"/>
-      <w:lvlJc w:val="left"/>
-      <w:pPr>
-        <w:ind w:left="2880" w:hanging="360"/>
-      </w:pPr>
-      <w:rPr>
-        <w:u w:val="none"/>
-      </w:rPr>
-    </w:lvl>
-    <w:lvl w:ilvl="4">
-      <w:start w:val="1"/>
-      <w:numFmt w:val="bullet"/>
-      <w:lvlText w:val="○"/>
-      <w:lvlJc w:val="left"/>
-      <w:pPr>
-        <w:ind w:left="3600" w:hanging="360"/>
-      </w:pPr>
-      <w:rPr>
-        <w:u w:val="none"/>
-      </w:rPr>
-    </w:lvl>
-    <w:lvl w:ilvl="5">
-      <w:start w:val="1"/>
-      <w:numFmt w:val="bullet"/>
-      <w:lvlText w:val="■"/>
-      <w:lvlJc w:val="left"/>
-      <w:pPr>
-        <w:ind w:left="4320" w:hanging="360"/>
-      </w:pPr>
-      <w:rPr>
-        <w:u w:val="none"/>
-      </w:rPr>
-    </w:lvl>
-    <w:lvl w:ilvl="6">
-      <w:start w:val="1"/>
-      <w:numFmt w:val="bullet"/>
-      <w:lvlText w:val="●"/>
-      <w:lvlJc w:val="left"/>
-      <w:pPr>
-        <w:ind w:left="5040" w:hanging="360"/>
-      </w:pPr>
-      <w:rPr>
-        <w:u w:val="none"/>
-      </w:rPr>
-    </w:lvl>
-    <w:lvl w:ilvl="7">
-      <w:start w:val="1"/>
-      <w:numFmt w:val="bullet"/>
-      <w:lvlText w:val="○"/>
-      <w:lvlJc w:val="left"/>
-      <w:pPr>
-        <w:ind w:left="5760" w:hanging="360"/>
-      </w:pPr>
-      <w:rPr>
-        <w:u w:val="none"/>
-      </w:rPr>
-    </w:lvl>
-    <w:lvl w:ilvl="8">
-      <w:start w:val="1"/>
-      <w:numFmt w:val="bullet"/>
-      <w:lvlText w:val="■"/>
-      <w:lvlJc w:val="left"/>
-      <w:pPr>
-        <w:ind w:left="6480" w:hanging="360"/>
-      </w:pPr>
-      <w:rPr>
-        <w:u w:val="none"/>
-      </w:rPr>
-    </w:lvl>
-  </w:abstractNum>
   <w:abstractNum w:abstractNumId="14">
     <w:lvl w:ilvl="0">
       <w:start w:val="1"/>
@@ -11947,103 +12969,103 @@
       <w:lvlText w:val="●"/>
       <w:lvlJc w:val="left"/>
       <w:pPr>
+        <w:ind w:left="720" w:hanging="360"/>
+      </w:pPr>
+      <w:rPr>
+        <w:u w:val="none"/>
+      </w:rPr>
+    </w:lvl>
+    <w:lvl w:ilvl="1">
+      <w:start w:val="1"/>
+      <w:numFmt w:val="bullet"/>
+      <w:lvlText w:val="○"/>
+      <w:lvlJc w:val="left"/>
+      <w:pPr>
         <w:ind w:left="1440" w:hanging="360"/>
       </w:pPr>
       <w:rPr>
         <w:u w:val="none"/>
       </w:rPr>
     </w:lvl>
-    <w:lvl w:ilvl="1">
+    <w:lvl w:ilvl="2">
+      <w:start w:val="1"/>
+      <w:numFmt w:val="bullet"/>
+      <w:lvlText w:val="■"/>
+      <w:lvlJc w:val="left"/>
+      <w:pPr>
+        <w:ind w:left="2160" w:hanging="360"/>
+      </w:pPr>
+      <w:rPr>
+        <w:u w:val="none"/>
+      </w:rPr>
+    </w:lvl>
+    <w:lvl w:ilvl="3">
+      <w:start w:val="1"/>
+      <w:numFmt w:val="bullet"/>
+      <w:lvlText w:val="●"/>
+      <w:lvlJc w:val="left"/>
+      <w:pPr>
+        <w:ind w:left="2880" w:hanging="360"/>
+      </w:pPr>
+      <w:rPr>
+        <w:u w:val="none"/>
+      </w:rPr>
+    </w:lvl>
+    <w:lvl w:ilvl="4">
       <w:start w:val="1"/>
       <w:numFmt w:val="bullet"/>
       <w:lvlText w:val="○"/>
       <w:lvlJc w:val="left"/>
       <w:pPr>
-        <w:ind w:left="2160" w:hanging="360"/>
-      </w:pPr>
-      <w:rPr>
-        <w:u w:val="none"/>
-      </w:rPr>
-    </w:lvl>
-    <w:lvl w:ilvl="2">
+        <w:ind w:left="3600" w:hanging="360"/>
+      </w:pPr>
+      <w:rPr>
+        <w:u w:val="none"/>
+      </w:rPr>
+    </w:lvl>
+    <w:lvl w:ilvl="5">
       <w:start w:val="1"/>
       <w:numFmt w:val="bullet"/>
       <w:lvlText w:val="■"/>
       <w:lvlJc w:val="left"/>
       <w:pPr>
-        <w:ind w:left="2880" w:hanging="360"/>
-      </w:pPr>
-      <w:rPr>
-        <w:u w:val="none"/>
-      </w:rPr>
-    </w:lvl>
-    <w:lvl w:ilvl="3">
+        <w:ind w:left="4320" w:hanging="360"/>
+      </w:pPr>
+      <w:rPr>
+        <w:u w:val="none"/>
+      </w:rPr>
+    </w:lvl>
+    <w:lvl w:ilvl="6">
       <w:start w:val="1"/>
       <w:numFmt w:val="bullet"/>
       <w:lvlText w:val="●"/>
       <w:lvlJc w:val="left"/>
       <w:pPr>
-        <w:ind w:left="3600" w:hanging="360"/>
-      </w:pPr>
-      <w:rPr>
-        <w:u w:val="none"/>
-      </w:rPr>
-    </w:lvl>
-    <w:lvl w:ilvl="4">
+        <w:ind w:left="5040" w:hanging="360"/>
+      </w:pPr>
+      <w:rPr>
+        <w:u w:val="none"/>
+      </w:rPr>
+    </w:lvl>
+    <w:lvl w:ilvl="7">
       <w:start w:val="1"/>
       <w:numFmt w:val="bullet"/>
       <w:lvlText w:val="○"/>
       <w:lvlJc w:val="left"/>
       <w:pPr>
-        <w:ind w:left="4320" w:hanging="360"/>
-      </w:pPr>
-      <w:rPr>
-        <w:u w:val="none"/>
-      </w:rPr>
-    </w:lvl>
-    <w:lvl w:ilvl="5">
+        <w:ind w:left="5760" w:hanging="360"/>
+      </w:pPr>
+      <w:rPr>
+        <w:u w:val="none"/>
+      </w:rPr>
+    </w:lvl>
+    <w:lvl w:ilvl="8">
       <w:start w:val="1"/>
       <w:numFmt w:val="bullet"/>
       <w:lvlText w:val="■"/>
       <w:lvlJc w:val="left"/>
       <w:pPr>
-        <w:ind w:left="5040" w:hanging="360"/>
-      </w:pPr>
-      <w:rPr>
-        <w:u w:val="none"/>
-      </w:rPr>
-    </w:lvl>
-    <w:lvl w:ilvl="6">
-      <w:start w:val="1"/>
-      <w:numFmt w:val="bullet"/>
-      <w:lvlText w:val="●"/>
-      <w:lvlJc w:val="left"/>
-      <w:pPr>
-        <w:ind w:left="5760" w:hanging="360"/>
-      </w:pPr>
-      <w:rPr>
-        <w:u w:val="none"/>
-      </w:rPr>
-    </w:lvl>
-    <w:lvl w:ilvl="7">
-      <w:start w:val="1"/>
-      <w:numFmt w:val="bullet"/>
-      <w:lvlText w:val="○"/>
-      <w:lvlJc w:val="left"/>
-      <w:pPr>
         <w:ind w:left="6480" w:hanging="360"/>
-      </w:pPr>
-      <w:rPr>
-        <w:u w:val="none"/>
-      </w:rPr>
-    </w:lvl>
-    <w:lvl w:ilvl="8">
-      <w:start w:val="1"/>
-      <w:numFmt w:val="bullet"/>
-      <w:lvlText w:val="■"/>
-      <w:lvlJc w:val="left"/>
-      <w:pPr>
-        <w:ind w:left="7200" w:hanging="360"/>
       </w:pPr>
       <w:rPr>
         <w:u w:val="none"/>
@@ -12167,7 +13189,7 @@
       <w:lvlText w:val="●"/>
       <w:lvlJc w:val="left"/>
       <w:pPr>
-        <w:ind w:left="720" w:hanging="360"/>
+        <w:ind w:left="1440" w:hanging="360"/>
       </w:pPr>
       <w:rPr>
         <w:u w:val="none"/>
@@ -12179,7 +13201,7 @@
       <w:lvlText w:val="○"/>
       <w:lvlJc w:val="left"/>
       <w:pPr>
-        <w:ind w:left="1440" w:hanging="360"/>
+        <w:ind w:left="2160" w:hanging="360"/>
       </w:pPr>
       <w:rPr>
         <w:u w:val="none"/>
@@ -12191,7 +13213,7 @@
       <w:lvlText w:val="■"/>
       <w:lvlJc w:val="left"/>
       <w:pPr>
-        <w:ind w:left="2160" w:hanging="360"/>
+        <w:ind w:left="2880" w:hanging="360"/>
       </w:pPr>
       <w:rPr>
         <w:u w:val="none"/>
@@ -12203,7 +13225,7 @@
       <w:lvlText w:val="●"/>
       <w:lvlJc w:val="left"/>
       <w:pPr>
-        <w:ind w:left="2880" w:hanging="360"/>
+        <w:ind w:left="3600" w:hanging="360"/>
       </w:pPr>
       <w:rPr>
         <w:u w:val="none"/>
@@ -12215,7 +13237,7 @@
       <w:lvlText w:val="○"/>
       <w:lvlJc w:val="left"/>
       <w:pPr>
-        <w:ind w:left="3600" w:hanging="360"/>
+        <w:ind w:left="4320" w:hanging="360"/>
       </w:pPr>
       <w:rPr>
         <w:u w:val="none"/>
@@ -12227,7 +13249,7 @@
       <w:lvlText w:val="■"/>
       <w:lvlJc w:val="left"/>
       <w:pPr>
-        <w:ind w:left="4320" w:hanging="360"/>
+        <w:ind w:left="5040" w:hanging="360"/>
       </w:pPr>
       <w:rPr>
         <w:u w:val="none"/>
@@ -12239,7 +13261,7 @@
       <w:lvlText w:val="●"/>
       <w:lvlJc w:val="left"/>
       <w:pPr>
-        <w:ind w:left="5040" w:hanging="360"/>
+        <w:ind w:left="5760" w:hanging="360"/>
       </w:pPr>
       <w:rPr>
         <w:u w:val="none"/>
@@ -12251,7 +13273,7 @@
       <w:lvlText w:val="○"/>
       <w:lvlJc w:val="left"/>
       <w:pPr>
-        <w:ind w:left="5760" w:hanging="360"/>
+        <w:ind w:left="6480" w:hanging="360"/>
       </w:pPr>
       <w:rPr>
         <w:u w:val="none"/>
@@ -12263,7 +13285,7 @@
       <w:lvlText w:val="■"/>
       <w:lvlJc w:val="left"/>
       <w:pPr>
-        <w:ind w:left="6480" w:hanging="360"/>
+        <w:ind w:left="7200" w:hanging="360"/>
       </w:pPr>
       <w:rPr>
         <w:u w:val="none"/>
@@ -12711,6 +13733,446 @@
     </w:lvl>
   </w:abstractNum>
   <w:abstractNum w:abstractNumId="21">
+    <w:lvl w:ilvl="0">
+      <w:start w:val="1"/>
+      <w:numFmt w:val="bullet"/>
+      <w:lvlText w:val="●"/>
+      <w:lvlJc w:val="left"/>
+      <w:pPr>
+        <w:ind w:left="720" w:hanging="360"/>
+      </w:pPr>
+      <w:rPr>
+        <w:u w:val="none"/>
+      </w:rPr>
+    </w:lvl>
+    <w:lvl w:ilvl="1">
+      <w:start w:val="1"/>
+      <w:numFmt w:val="bullet"/>
+      <w:lvlText w:val="○"/>
+      <w:lvlJc w:val="left"/>
+      <w:pPr>
+        <w:ind w:left="1440" w:hanging="360"/>
+      </w:pPr>
+      <w:rPr>
+        <w:u w:val="none"/>
+      </w:rPr>
+    </w:lvl>
+    <w:lvl w:ilvl="2">
+      <w:start w:val="1"/>
+      <w:numFmt w:val="bullet"/>
+      <w:lvlText w:val="■"/>
+      <w:lvlJc w:val="left"/>
+      <w:pPr>
+        <w:ind w:left="2160" w:hanging="360"/>
+      </w:pPr>
+      <w:rPr>
+        <w:u w:val="none"/>
+      </w:rPr>
+    </w:lvl>
+    <w:lvl w:ilvl="3">
+      <w:start w:val="1"/>
+      <w:numFmt w:val="bullet"/>
+      <w:lvlText w:val="●"/>
+      <w:lvlJc w:val="left"/>
+      <w:pPr>
+        <w:ind w:left="2880" w:hanging="360"/>
+      </w:pPr>
+      <w:rPr>
+        <w:u w:val="none"/>
+      </w:rPr>
+    </w:lvl>
+    <w:lvl w:ilvl="4">
+      <w:start w:val="1"/>
+      <w:numFmt w:val="bullet"/>
+      <w:lvlText w:val="○"/>
+      <w:lvlJc w:val="left"/>
+      <w:pPr>
+        <w:ind w:left="3600" w:hanging="360"/>
+      </w:pPr>
+      <w:rPr>
+        <w:u w:val="none"/>
+      </w:rPr>
+    </w:lvl>
+    <w:lvl w:ilvl="5">
+      <w:start w:val="1"/>
+      <w:numFmt w:val="bullet"/>
+      <w:lvlText w:val="■"/>
+      <w:lvlJc w:val="left"/>
+      <w:pPr>
+        <w:ind w:left="4320" w:hanging="360"/>
+      </w:pPr>
+      <w:rPr>
+        <w:u w:val="none"/>
+      </w:rPr>
+    </w:lvl>
+    <w:lvl w:ilvl="6">
+      <w:start w:val="1"/>
+      <w:numFmt w:val="bullet"/>
+      <w:lvlText w:val="●"/>
+      <w:lvlJc w:val="left"/>
+      <w:pPr>
+        <w:ind w:left="5040" w:hanging="360"/>
+      </w:pPr>
+      <w:rPr>
+        <w:u w:val="none"/>
+      </w:rPr>
+    </w:lvl>
+    <w:lvl w:ilvl="7">
+      <w:start w:val="1"/>
+      <w:numFmt w:val="bullet"/>
+      <w:lvlText w:val="○"/>
+      <w:lvlJc w:val="left"/>
+      <w:pPr>
+        <w:ind w:left="5760" w:hanging="360"/>
+      </w:pPr>
+      <w:rPr>
+        <w:u w:val="none"/>
+      </w:rPr>
+    </w:lvl>
+    <w:lvl w:ilvl="8">
+      <w:start w:val="1"/>
+      <w:numFmt w:val="bullet"/>
+      <w:lvlText w:val="■"/>
+      <w:lvlJc w:val="left"/>
+      <w:pPr>
+        <w:ind w:left="6480" w:hanging="360"/>
+      </w:pPr>
+      <w:rPr>
+        <w:u w:val="none"/>
+      </w:rPr>
+    </w:lvl>
+  </w:abstractNum>
+  <w:abstractNum w:abstractNumId="22">
+    <w:lvl w:ilvl="0">
+      <w:start w:val="1"/>
+      <w:numFmt w:val="bullet"/>
+      <w:lvlText w:val="●"/>
+      <w:lvlJc w:val="left"/>
+      <w:pPr>
+        <w:ind w:left="720" w:hanging="360"/>
+      </w:pPr>
+      <w:rPr>
+        <w:u w:val="none"/>
+      </w:rPr>
+    </w:lvl>
+    <w:lvl w:ilvl="1">
+      <w:start w:val="1"/>
+      <w:numFmt w:val="bullet"/>
+      <w:lvlText w:val="○"/>
+      <w:lvlJc w:val="left"/>
+      <w:pPr>
+        <w:ind w:left="1440" w:hanging="360"/>
+      </w:pPr>
+      <w:rPr>
+        <w:u w:val="none"/>
+      </w:rPr>
+    </w:lvl>
+    <w:lvl w:ilvl="2">
+      <w:start w:val="1"/>
+      <w:numFmt w:val="bullet"/>
+      <w:lvlText w:val="■"/>
+      <w:lvlJc w:val="left"/>
+      <w:pPr>
+        <w:ind w:left="2160" w:hanging="360"/>
+      </w:pPr>
+      <w:rPr>
+        <w:u w:val="none"/>
+      </w:rPr>
+    </w:lvl>
+    <w:lvl w:ilvl="3">
+      <w:start w:val="1"/>
+      <w:numFmt w:val="bullet"/>
+      <w:lvlText w:val="●"/>
+      <w:lvlJc w:val="left"/>
+      <w:pPr>
+        <w:ind w:left="2880" w:hanging="360"/>
+      </w:pPr>
+      <w:rPr>
+        <w:u w:val="none"/>
+      </w:rPr>
+    </w:lvl>
+    <w:lvl w:ilvl="4">
+      <w:start w:val="1"/>
+      <w:numFmt w:val="bullet"/>
+      <w:lvlText w:val="○"/>
+      <w:lvlJc w:val="left"/>
+      <w:pPr>
+        <w:ind w:left="3600" w:hanging="360"/>
+      </w:pPr>
+      <w:rPr>
+        <w:u w:val="none"/>
+      </w:rPr>
+    </w:lvl>
+    <w:lvl w:ilvl="5">
+      <w:start w:val="1"/>
+      <w:numFmt w:val="bullet"/>
+      <w:lvlText w:val="■"/>
+      <w:lvlJc w:val="left"/>
+      <w:pPr>
+        <w:ind w:left="4320" w:hanging="360"/>
+      </w:pPr>
+      <w:rPr>
+        <w:u w:val="none"/>
+      </w:rPr>
+    </w:lvl>
+    <w:lvl w:ilvl="6">
+      <w:start w:val="1"/>
+      <w:numFmt w:val="bullet"/>
+      <w:lvlText w:val="●"/>
+      <w:lvlJc w:val="left"/>
+      <w:pPr>
+        <w:ind w:left="5040" w:hanging="360"/>
+      </w:pPr>
+      <w:rPr>
+        <w:u w:val="none"/>
+      </w:rPr>
+    </w:lvl>
+    <w:lvl w:ilvl="7">
+      <w:start w:val="1"/>
+      <w:numFmt w:val="bullet"/>
+      <w:lvlText w:val="○"/>
+      <w:lvlJc w:val="left"/>
+      <w:pPr>
+        <w:ind w:left="5760" w:hanging="360"/>
+      </w:pPr>
+      <w:rPr>
+        <w:u w:val="none"/>
+      </w:rPr>
+    </w:lvl>
+    <w:lvl w:ilvl="8">
+      <w:start w:val="1"/>
+      <w:numFmt w:val="bullet"/>
+      <w:lvlText w:val="■"/>
+      <w:lvlJc w:val="left"/>
+      <w:pPr>
+        <w:ind w:left="6480" w:hanging="360"/>
+      </w:pPr>
+      <w:rPr>
+        <w:u w:val="none"/>
+      </w:rPr>
+    </w:lvl>
+  </w:abstractNum>
+  <w:abstractNum w:abstractNumId="23">
+    <w:lvl w:ilvl="0">
+      <w:start w:val="1"/>
+      <w:numFmt w:val="bullet"/>
+      <w:lvlText w:val="●"/>
+      <w:lvlJc w:val="left"/>
+      <w:pPr>
+        <w:ind w:left="720" w:hanging="360"/>
+      </w:pPr>
+      <w:rPr>
+        <w:u w:val="none"/>
+      </w:rPr>
+    </w:lvl>
+    <w:lvl w:ilvl="1">
+      <w:start w:val="1"/>
+      <w:numFmt w:val="bullet"/>
+      <w:lvlText w:val="○"/>
+      <w:lvlJc w:val="left"/>
+      <w:pPr>
+        <w:ind w:left="1440" w:hanging="360"/>
+      </w:pPr>
+      <w:rPr>
+        <w:u w:val="none"/>
+      </w:rPr>
+    </w:lvl>
+    <w:lvl w:ilvl="2">
+      <w:start w:val="1"/>
+      <w:numFmt w:val="bullet"/>
+      <w:lvlText w:val="■"/>
+      <w:lvlJc w:val="left"/>
+      <w:pPr>
+        <w:ind w:left="2160" w:hanging="360"/>
+      </w:pPr>
+      <w:rPr>
+        <w:u w:val="none"/>
+      </w:rPr>
+    </w:lvl>
+    <w:lvl w:ilvl="3">
+      <w:start w:val="1"/>
+      <w:numFmt w:val="bullet"/>
+      <w:lvlText w:val="●"/>
+      <w:lvlJc w:val="left"/>
+      <w:pPr>
+        <w:ind w:left="2880" w:hanging="360"/>
+      </w:pPr>
+      <w:rPr>
+        <w:u w:val="none"/>
+      </w:rPr>
+    </w:lvl>
+    <w:lvl w:ilvl="4">
+      <w:start w:val="1"/>
+      <w:numFmt w:val="bullet"/>
+      <w:lvlText w:val="○"/>
+      <w:lvlJc w:val="left"/>
+      <w:pPr>
+        <w:ind w:left="3600" w:hanging="360"/>
+      </w:pPr>
+      <w:rPr>
+        <w:u w:val="none"/>
+      </w:rPr>
+    </w:lvl>
+    <w:lvl w:ilvl="5">
+      <w:start w:val="1"/>
+      <w:numFmt w:val="bullet"/>
+      <w:lvlText w:val="■"/>
+      <w:lvlJc w:val="left"/>
+      <w:pPr>
+        <w:ind w:left="4320" w:hanging="360"/>
+      </w:pPr>
+      <w:rPr>
+        <w:u w:val="none"/>
+      </w:rPr>
+    </w:lvl>
+    <w:lvl w:ilvl="6">
+      <w:start w:val="1"/>
+      <w:numFmt w:val="bullet"/>
+      <w:lvlText w:val="●"/>
+      <w:lvlJc w:val="left"/>
+      <w:pPr>
+        <w:ind w:left="5040" w:hanging="360"/>
+      </w:pPr>
+      <w:rPr>
+        <w:u w:val="none"/>
+      </w:rPr>
+    </w:lvl>
+    <w:lvl w:ilvl="7">
+      <w:start w:val="1"/>
+      <w:numFmt w:val="bullet"/>
+      <w:lvlText w:val="○"/>
+      <w:lvlJc w:val="left"/>
+      <w:pPr>
+        <w:ind w:left="5760" w:hanging="360"/>
+      </w:pPr>
+      <w:rPr>
+        <w:u w:val="none"/>
+      </w:rPr>
+    </w:lvl>
+    <w:lvl w:ilvl="8">
+      <w:start w:val="1"/>
+      <w:numFmt w:val="bullet"/>
+      <w:lvlText w:val="■"/>
+      <w:lvlJc w:val="left"/>
+      <w:pPr>
+        <w:ind w:left="6480" w:hanging="360"/>
+      </w:pPr>
+      <w:rPr>
+        <w:u w:val="none"/>
+      </w:rPr>
+    </w:lvl>
+  </w:abstractNum>
+  <w:abstractNum w:abstractNumId="24">
+    <w:lvl w:ilvl="0">
+      <w:start w:val="1"/>
+      <w:numFmt w:val="bullet"/>
+      <w:lvlText w:val="●"/>
+      <w:lvlJc w:val="left"/>
+      <w:pPr>
+        <w:ind w:left="720" w:hanging="360"/>
+      </w:pPr>
+      <w:rPr>
+        <w:u w:val="none"/>
+      </w:rPr>
+    </w:lvl>
+    <w:lvl w:ilvl="1">
+      <w:start w:val="1"/>
+      <w:numFmt w:val="bullet"/>
+      <w:lvlText w:val="○"/>
+      <w:lvlJc w:val="left"/>
+      <w:pPr>
+        <w:ind w:left="1440" w:hanging="360"/>
+      </w:pPr>
+      <w:rPr>
+        <w:u w:val="none"/>
+      </w:rPr>
+    </w:lvl>
+    <w:lvl w:ilvl="2">
+      <w:start w:val="1"/>
+      <w:numFmt w:val="bullet"/>
+      <w:lvlText w:val="■"/>
+      <w:lvlJc w:val="left"/>
+      <w:pPr>
+        <w:ind w:left="2160" w:hanging="360"/>
+      </w:pPr>
+      <w:rPr>
+        <w:u w:val="none"/>
+      </w:rPr>
+    </w:lvl>
+    <w:lvl w:ilvl="3">
+      <w:start w:val="1"/>
+      <w:numFmt w:val="bullet"/>
+      <w:lvlText w:val="●"/>
+      <w:lvlJc w:val="left"/>
+      <w:pPr>
+        <w:ind w:left="2880" w:hanging="360"/>
+      </w:pPr>
+      <w:rPr>
+        <w:u w:val="none"/>
+      </w:rPr>
+    </w:lvl>
+    <w:lvl w:ilvl="4">
+      <w:start w:val="1"/>
+      <w:numFmt w:val="bullet"/>
+      <w:lvlText w:val="○"/>
+      <w:lvlJc w:val="left"/>
+      <w:pPr>
+        <w:ind w:left="3600" w:hanging="360"/>
+      </w:pPr>
+      <w:rPr>
+        <w:u w:val="none"/>
+      </w:rPr>
+    </w:lvl>
+    <w:lvl w:ilvl="5">
+      <w:start w:val="1"/>
+      <w:numFmt w:val="bullet"/>
+      <w:lvlText w:val="■"/>
+      <w:lvlJc w:val="left"/>
+      <w:pPr>
+        <w:ind w:left="4320" w:hanging="360"/>
+      </w:pPr>
+      <w:rPr>
+        <w:u w:val="none"/>
+      </w:rPr>
+    </w:lvl>
+    <w:lvl w:ilvl="6">
+      <w:start w:val="1"/>
+      <w:numFmt w:val="bullet"/>
+      <w:lvlText w:val="●"/>
+      <w:lvlJc w:val="left"/>
+      <w:pPr>
+        <w:ind w:left="5040" w:hanging="360"/>
+      </w:pPr>
+      <w:rPr>
+        <w:u w:val="none"/>
+      </w:rPr>
+    </w:lvl>
+    <w:lvl w:ilvl="7">
+      <w:start w:val="1"/>
+      <w:numFmt w:val="bullet"/>
+      <w:lvlText w:val="○"/>
+      <w:lvlJc w:val="left"/>
+      <w:pPr>
+        <w:ind w:left="5760" w:hanging="360"/>
+      </w:pPr>
+      <w:rPr>
+        <w:u w:val="none"/>
+      </w:rPr>
+    </w:lvl>
+    <w:lvl w:ilvl="8">
+      <w:start w:val="1"/>
+      <w:numFmt w:val="bullet"/>
+      <w:lvlText w:val="■"/>
+      <w:lvlJc w:val="left"/>
+      <w:pPr>
+        <w:ind w:left="6480" w:hanging="360"/>
+      </w:pPr>
+      <w:rPr>
+        <w:u w:val="none"/>
+      </w:rPr>
+    </w:lvl>
+  </w:abstractNum>
+  <w:abstractNum w:abstractNumId="25">
     <w:lvl w:ilvl="0">
       <w:start w:val="1"/>
       <w:numFmt w:val="bullet"/>
@@ -12883,6 +14345,18 @@
   <w:num w:numId="21">
     <w:abstractNumId w:val="21"/>
   </w:num>
+  <w:num w:numId="22">
+    <w:abstractNumId w:val="22"/>
+  </w:num>
+  <w:num w:numId="23">
+    <w:abstractNumId w:val="23"/>
+  </w:num>
+  <w:num w:numId="24">
+    <w:abstractNumId w:val="24"/>
+  </w:num>
+  <w:num w:numId="25">
+    <w:abstractNumId w:val="25"/>
+  </w:num>
 </w:numbering>
 </file>
 
@@ -12907,7 +14381,7 @@
     <w:name w:val="normal"/>
   </w:style>
   <w:style w:type="table" w:styleId="TableNormal" w:default="1">
-    <w:name w:val="Table Normal"/>
+    <w:name w:val="TableNormal"/>
   </w:style>
   <w:style w:type="paragraph" w:styleId="Heading1">
     <w:name w:val="heading 1"/>
